--- a/enonces/ITF_enonces.docx
+++ b/enonces/ITF_enonces.docx
@@ -1763,7 +1763,7 @@
           <w:sz w:val="19"/>
           <w:szCs w:val="19"/>
         </w:rPr>
-        <w:t xml:space="preserve">PayPal, pour 42.50 :</w:t>
+        <w:t xml:space="preserve">PayPal, pour 42.50 :</w:t>
       </w:r>
     </w:p>
     <w:p>
@@ -1843,7 +1843,7 @@
           <w:sz w:val="19"/>
           <w:szCs w:val="19"/>
         </w:rPr>
-        <w:t xml:space="preserve">CarteDeCredit, pour 42.50 :</w:t>
+        <w:t xml:space="preserve">CarteDeCredit, pour 42.50 :</w:t>
       </w:r>
     </w:p>
     <w:p>

--- a/enonces/ITF_enonces.docx
+++ b/enonces/ITF_enonces.docx
@@ -4,7 +4,52 @@
   <w:body>
     <w:p>
       <w:pPr>
-        <w:spacing w:after="120" w:before="1200"/>
+        <w:spacing w:after="0"/>
+      </w:pPr>
+      <w:r>
+        <w:drawing>
+          <wp:inline distT="0" distB="0" distL="0" distR="0">
+            <wp:extent cx="1514475" cy="723900"/>
+            <wp:effectExtent t="0" r="0" b="0" l="0"/>
+            <wp:docPr id="1" name="logo" descr="Logo de l'EPHEC" title="EPHEC"/>
+            <wp:cNvGraphicFramePr>
+              <a:graphicFrameLocks xmlns:a="http://schemas.openxmlformats.org/drawingml/2006/main" noChangeAspect="1"/>
+            </wp:cNvGraphicFramePr>
+            <a:graphic xmlns:a="http://schemas.openxmlformats.org/drawingml/2006/main">
+              <a:graphicData uri="http://schemas.openxmlformats.org/drawingml/2006/picture">
+                <pic:pic xmlns:pic="http://schemas.openxmlformats.org/drawingml/2006/picture">
+                  <pic:nvPicPr>
+                    <pic:cNvPr id="0" name="" descr=""/>
+                    <pic:cNvPicPr>
+                      <a:picLocks noChangeAspect="1" noChangeArrowheads="1"/>
+                    </pic:cNvPicPr>
+                  </pic:nvPicPr>
+                  <pic:blipFill>
+                    <a:blip r:embed="rId7" cstate="none"/>
+                    <a:srcRect/>
+                    <a:stretch>
+                      <a:fillRect/>
+                    </a:stretch>
+                  </pic:blipFill>
+                  <pic:spPr bwMode="auto">
+                    <a:xfrm>
+                      <a:off x="0" y="0"/>
+                      <a:ext cx="1514475" cy="723900"/>
+                    </a:xfrm>
+                    <a:prstGeom prst="rect">
+                      <a:avLst/>
+                    </a:prstGeom>
+                  </pic:spPr>
+                </pic:pic>
+              </a:graphicData>
+            </a:graphic>
+          </wp:inline>
+        </w:drawing>
+      </w:r>
+    </w:p>
+    <w:p>
+      <w:pPr>
+        <w:spacing w:after="120" w:before="700"/>
         <w:jc w:val="center"/>
       </w:pPr>
       <w:r>
@@ -64,6 +109,7 @@
     </w:p>
     <w:p>
       <w:pPr>
+        <w:keepNext w:val="false"/>
         <w:spacing w:after="120"/>
         <w:jc w:val="center"/>
       </w:pPr>
@@ -78,6 +124,7 @@
     </w:p>
     <w:p>
       <w:pPr>
+        <w:keepNext w:val="false"/>
         <w:spacing w:after="120"/>
         <w:jc w:val="center"/>
       </w:pPr>
@@ -117,32 +164,736 @@
         <w:t xml:space="preserve">Comment travailler ces exercices</w:t>
       </w:r>
     </w:p>
+    <w:tbl>
+      <w:tblPr>
+        <w:tblW w:type="dxa" w:w="9360"/>
+        <w:tblBorders>
+          <w:top w:val="single" w:color="BFBFBF" w:sz="2"/>
+          <w:left w:val="single" w:color="BFBFBF" w:sz="2"/>
+          <w:bottom w:val="single" w:color="BFBFBF" w:sz="2"/>
+          <w:right w:val="single" w:color="BFBFBF" w:sz="2"/>
+          <w:insideH w:val="none"/>
+          <w:insideV w:val="none"/>
+        </w:tblBorders>
+      </w:tblPr>
+      <w:tblGrid>
+        <w:gridCol w:w="9360"/>
+      </w:tblGrid>
+      <w:tr>
+        <w:trPr>
+          <w:cantSplit/>
+        </w:trPr>
+        <w:tc>
+          <w:tcPr>
+            <w:tcW w:type="dxa" w:w="9360"/>
+            <w:shd w:fill="F2F2F2" w:val="clear"/>
+            <w:tcMar>
+              <w:top w:type="dxa" w:w="140"/>
+              <w:left w:type="dxa" w:w="180"/>
+              <w:bottom w:type="dxa" w:w="140"/>
+              <w:right w:type="dxa" w:w="180"/>
+            </w:tcMar>
+          </w:tcPr>
+          <w:p>
+            <w:pPr>
+              <w:keepNext/>
+              <w:spacing w:after="100" w:before="0"/>
+            </w:pPr>
+            <w:r>
+              <w:rPr>
+                <w:sz w:val="22"/>
+                <w:szCs w:val="22"/>
+              </w:rPr>
+              <w:t xml:space="preserve">Les exercices de ce thème se trouvent tous dans </w:t>
+            </w:r>
+            <w:r>
+              <w:rPr>
+                <w:rFonts w:ascii="Consolas" w:hAnsi="Consolas" w:cs="Consolas"/>
+                <w:color w:val="E97132" w:themeColor="accent2"/>
+                <w:sz w:val="18"/>
+                <w:szCs w:val="18"/>
+              </w:rPr>
+              <w:t xml:space="preserve">be.ephec.java.itf</w:t>
+            </w:r>
+            <w:r>
+              <w:rPr>
+                <w:sz w:val="22"/>
+                <w:szCs w:val="22"/>
+              </w:rPr>
+              <w:t xml:space="preserve">, chacun dans un sous-package.</w:t>
+            </w:r>
+          </w:p>
+          <w:p>
+            <w:pPr>
+              <w:keepNext/>
+              <w:spacing w:after="100" w:before="0"/>
+            </w:pPr>
+            <w:r>
+              <w:rPr>
+                <w:b/>
+                <w:bCs/>
+                <w:sz w:val="22"/>
+                <w:szCs w:val="22"/>
+              </w:rPr>
+              <w:t xml:space="preserve">Chaque exercice est autonome. </w:t>
+            </w:r>
+            <w:r>
+              <w:rPr>
+                <w:sz w:val="22"/>
+                <w:szCs w:val="22"/>
+              </w:rPr>
+              <w:t xml:space="preserve">Son package contient tout ce dont il a besoin et n'importe jamais une classe d'un autre exercice. </w:t>
+            </w:r>
+            <w:r>
+              <w:rPr>
+                <w:sz w:val="22"/>
+                <w:szCs w:val="22"/>
+              </w:rPr>
+              <w:t xml:space="preserve">Quand un exercice reprend une classe d'un exercice précédent, vous partez d'une copie : </w:t>
+            </w:r>
+            <w:r>
+              <w:rPr>
+                <w:sz w:val="22"/>
+                <w:szCs w:val="22"/>
+              </w:rPr>
+              <w:t xml:space="preserve">vous pouvez donc en rater un sans être bloqué pour la suite.</w:t>
+            </w:r>
+          </w:p>
+          <w:p>
+            <w:pPr>
+              <w:keepNext/>
+              <w:spacing w:after="100" w:before="0"/>
+            </w:pPr>
+            <w:r>
+              <w:rPr>
+                <w:b/>
+                <w:bCs/>
+                <w:sz w:val="22"/>
+                <w:szCs w:val="22"/>
+              </w:rPr>
+              <w:t xml:space="preserve">Comment lancer les tests, comment lire un test vert, pourquoi laisser votre code compilable : </w:t>
+            </w:r>
+            <w:r>
+              <w:rPr>
+                <w:sz w:val="22"/>
+                <w:szCs w:val="22"/>
+              </w:rPr>
+              <w:t xml:space="preserve">tout cela est commun à tous les thèmes et se trouve dans un document à part, </w:t>
+            </w:r>
+            <w:r>
+              <w:rPr>
+                <w:rFonts w:ascii="Consolas" w:hAnsi="Consolas" w:cs="Consolas"/>
+                <w:color w:val="E97132" w:themeColor="accent2"/>
+                <w:sz w:val="18"/>
+                <w:szCs w:val="18"/>
+              </w:rPr>
+              <w:t xml:space="preserve">Memento_Exercices.docx</w:t>
+            </w:r>
+            <w:r>
+              <w:rPr>
+                <w:sz w:val="22"/>
+                <w:szCs w:val="22"/>
+              </w:rPr>
+              <w:t xml:space="preserve">. Lisez-le une fois en début d'année.</w:t>
+            </w:r>
+          </w:p>
+          <w:p>
+            <w:pPr>
+              <w:keepNext/>
+              <w:spacing w:after="60" w:before="120"/>
+            </w:pPr>
+            <w:r>
+              <w:rPr>
+                <w:b/>
+                <w:bCs/>
+                <w:sz w:val="22"/>
+                <w:szCs w:val="22"/>
+              </w:rPr>
+              <w:t xml:space="preserve">Comment se lit un exercice</w:t>
+            </w:r>
+          </w:p>
+          <w:p>
+            <w:pPr>
+              <w:keepNext/>
+              <w:spacing w:after="100" w:before="0"/>
+            </w:pPr>
+            <w:r>
+              <w:rPr>
+                <w:sz w:val="22"/>
+                <w:szCs w:val="22"/>
+              </w:rPr>
+              <w:t xml:space="preserve">Chaque exercice suit la même structure. Toutes les sections ne figurent pas dans tous les exercices.</w:t>
+            </w:r>
+          </w:p>
+          <w:tbl>
+            <w:tblPr>
+              <w:tblW w:type="dxa" w:w="8880"/>
+              <w:tblBorders>
+                <w:top w:val="single" w:color="auto" w:sz="4"/>
+                <w:left w:val="single" w:color="auto" w:sz="4"/>
+                <w:bottom w:val="single" w:color="auto" w:sz="4"/>
+                <w:right w:val="single" w:color="auto" w:sz="4"/>
+                <w:insideH w:val="single" w:color="auto" w:sz="4"/>
+                <w:insideV w:val="single" w:color="auto" w:sz="4"/>
+              </w:tblBorders>
+            </w:tblPr>
+            <w:tblGrid>
+              <w:gridCol w:w="2500"/>
+              <w:gridCol w:w="6380"/>
+            </w:tblGrid>
+            <w:tr>
+              <w:trPr>
+                <w:tblHeader/>
+              </w:trPr>
+              <w:tc>
+                <w:tcPr>
+                  <w:tcW w:type="dxa" w:w="2500"/>
+                  <w:shd w:fill="D9D9D9" w:val="clear"/>
+                  <w:tcMar>
+                    <w:top w:type="dxa" w:w="50"/>
+                    <w:left w:type="dxa" w:w="100"/>
+                    <w:bottom w:type="dxa" w:w="50"/>
+                    <w:right w:type="dxa" w:w="100"/>
+                  </w:tcMar>
+                </w:tcPr>
+                <w:p>
+                  <w:pPr>
+                    <w:spacing w:after="0"/>
+                  </w:pPr>
+                  <w:r>
+                    <w:rPr>
+                      <w:b/>
+                      <w:bCs/>
+                      <w:sz w:val="20"/>
+                      <w:szCs w:val="20"/>
+                    </w:rPr>
+                    <w:t xml:space="preserve">Section</w:t>
+                  </w:r>
+                </w:p>
+              </w:tc>
+              <w:tc>
+                <w:tcPr>
+                  <w:tcW w:type="dxa" w:w="6380"/>
+                  <w:shd w:fill="D9D9D9" w:val="clear"/>
+                  <w:tcMar>
+                    <w:top w:type="dxa" w:w="50"/>
+                    <w:left w:type="dxa" w:w="100"/>
+                    <w:bottom w:type="dxa" w:w="50"/>
+                    <w:right w:type="dxa" w:w="100"/>
+                  </w:tcMar>
+                </w:tcPr>
+                <w:p>
+                  <w:pPr>
+                    <w:spacing w:after="0"/>
+                  </w:pPr>
+                  <w:r>
+                    <w:rPr>
+                      <w:b/>
+                      <w:bCs/>
+                      <w:sz w:val="20"/>
+                      <w:szCs w:val="20"/>
+                    </w:rPr>
+                    <w:t xml:space="preserve">Ce qu'elle vous apporte</w:t>
+                  </w:r>
+                </w:p>
+              </w:tc>
+            </w:tr>
+            <w:tr>
+              <w:trPr>
+                <w:cantSplit/>
+              </w:trPr>
+              <w:tc>
+                <w:tcPr>
+                  <w:tcW w:type="dxa" w:w="2500"/>
+                  <w:shd w:fill="FFFFFF" w:val="clear"/>
+                  <w:tcMar>
+                    <w:top w:type="dxa" w:w="50"/>
+                    <w:left w:type="dxa" w:w="100"/>
+                    <w:bottom w:type="dxa" w:w="50"/>
+                    <w:right w:type="dxa" w:w="100"/>
+                  </w:tcMar>
+                </w:tcPr>
+                <w:p>
+                  <w:pPr>
+                    <w:spacing w:after="0"/>
+                  </w:pPr>
+                  <w:r>
+                    <w:rPr>
+                      <w:b/>
+                      <w:bCs/>
+                      <w:sz w:val="20"/>
+                      <w:szCs w:val="20"/>
+                    </w:rPr>
+                    <w:t xml:space="preserve">Objectif</w:t>
+                  </w:r>
+                </w:p>
+              </w:tc>
+              <w:tc>
+                <w:tcPr>
+                  <w:tcW w:type="dxa" w:w="6380"/>
+                  <w:shd w:fill="FFFFFF" w:val="clear"/>
+                  <w:tcMar>
+                    <w:top w:type="dxa" w:w="50"/>
+                    <w:left w:type="dxa" w:w="100"/>
+                    <w:bottom w:type="dxa" w:w="50"/>
+                    <w:right w:type="dxa" w:w="100"/>
+                  </w:tcMar>
+                </w:tcPr>
+                <w:p>
+                  <w:pPr>
+                    <w:spacing w:after="0"/>
+                  </w:pPr>
+                  <w:r>
+                    <w:rPr>
+                      <w:sz w:val="20"/>
+                      <w:szCs w:val="20"/>
+                    </w:rPr>
+                    <w:t xml:space="preserve">Ce que l'exercice vous fait pratiquer, en une ou deux phrases.</w:t>
+                  </w:r>
+                </w:p>
+              </w:tc>
+            </w:tr>
+            <w:tr>
+              <w:trPr>
+                <w:cantSplit/>
+              </w:trPr>
+              <w:tc>
+                <w:tcPr>
+                  <w:tcW w:type="dxa" w:w="2500"/>
+                  <w:shd w:fill="FFFFFF" w:val="clear"/>
+                  <w:tcMar>
+                    <w:top w:type="dxa" w:w="50"/>
+                    <w:left w:type="dxa" w:w="100"/>
+                    <w:bottom w:type="dxa" w:w="50"/>
+                    <w:right w:type="dxa" w:w="100"/>
+                  </w:tcMar>
+                </w:tcPr>
+                <w:p>
+                  <w:pPr>
+                    <w:spacing w:after="0"/>
+                  </w:pPr>
+                  <w:r>
+                    <w:rPr>
+                      <w:b/>
+                      <w:bCs/>
+                      <w:sz w:val="20"/>
+                      <w:szCs w:val="20"/>
+                    </w:rPr>
+                    <w:t xml:space="preserve">Contexte</w:t>
+                  </w:r>
+                </w:p>
+              </w:tc>
+              <w:tc>
+                <w:tcPr>
+                  <w:tcW w:type="dxa" w:w="6380"/>
+                  <w:shd w:fill="FFFFFF" w:val="clear"/>
+                  <w:tcMar>
+                    <w:top w:type="dxa" w:w="50"/>
+                    <w:left w:type="dxa" w:w="100"/>
+                    <w:bottom w:type="dxa" w:w="50"/>
+                    <w:right w:type="dxa" w:w="100"/>
+                  </w:tcMar>
+                </w:tcPr>
+                <w:p>
+                  <w:pPr>
+                    <w:spacing w:after="0"/>
+                  </w:pPr>
+                  <w:r>
+                    <w:rPr>
+                      <w:sz w:val="20"/>
+                      <w:szCs w:val="20"/>
+                    </w:rPr>
+                    <w:t xml:space="preserve">Facultatif. La situation ou le rappel qui éclaire l'énoncé.</w:t>
+                  </w:r>
+                </w:p>
+              </w:tc>
+            </w:tr>
+            <w:tr>
+              <w:trPr>
+                <w:cantSplit/>
+              </w:trPr>
+              <w:tc>
+                <w:tcPr>
+                  <w:tcW w:type="dxa" w:w="2500"/>
+                  <w:shd w:fill="FFFFFF" w:val="clear"/>
+                  <w:tcMar>
+                    <w:top w:type="dxa" w:w="50"/>
+                    <w:left w:type="dxa" w:w="100"/>
+                    <w:bottom w:type="dxa" w:w="50"/>
+                    <w:right w:type="dxa" w:w="100"/>
+                  </w:tcMar>
+                </w:tcPr>
+                <w:p>
+                  <w:pPr>
+                    <w:spacing w:after="0"/>
+                  </w:pPr>
+                  <w:r>
+                    <w:rPr>
+                      <w:b/>
+                      <w:bCs/>
+                      <w:sz w:val="20"/>
+                      <w:szCs w:val="20"/>
+                    </w:rPr>
+                    <w:t xml:space="preserve">Énoncé</w:t>
+                  </w:r>
+                </w:p>
+              </w:tc>
+              <w:tc>
+                <w:tcPr>
+                  <w:tcW w:type="dxa" w:w="6380"/>
+                  <w:shd w:fill="FFFFFF" w:val="clear"/>
+                  <w:tcMar>
+                    <w:top w:type="dxa" w:w="50"/>
+                    <w:left w:type="dxa" w:w="100"/>
+                    <w:bottom w:type="dxa" w:w="50"/>
+                    <w:right w:type="dxa" w:w="100"/>
+                  </w:tcMar>
+                </w:tcPr>
+                <w:p>
+                  <w:pPr>
+                    <w:spacing w:after="0"/>
+                  </w:pPr>
+                  <w:r>
+                    <w:rPr>
+                      <w:sz w:val="20"/>
+                      <w:szCs w:val="20"/>
+                    </w:rPr>
+                    <w:t xml:space="preserve">Ce qu'il faut écrire. Un énoncé long est parfois découpé en deux parties.</w:t>
+                  </w:r>
+                </w:p>
+              </w:tc>
+            </w:tr>
+            <w:tr>
+              <w:trPr>
+                <w:cantSplit/>
+              </w:trPr>
+              <w:tc>
+                <w:tcPr>
+                  <w:tcW w:type="dxa" w:w="2500"/>
+                  <w:shd w:fill="FFFFFF" w:val="clear"/>
+                  <w:tcMar>
+                    <w:top w:type="dxa" w:w="50"/>
+                    <w:left w:type="dxa" w:w="100"/>
+                    <w:bottom w:type="dxa" w:w="50"/>
+                    <w:right w:type="dxa" w:w="100"/>
+                  </w:tcMar>
+                </w:tcPr>
+                <w:p>
+                  <w:pPr>
+                    <w:spacing w:after="0"/>
+                  </w:pPr>
+                  <w:r>
+                    <w:rPr>
+                      <w:b/>
+                      <w:bCs/>
+                      <w:sz w:val="20"/>
+                      <w:szCs w:val="20"/>
+                    </w:rPr>
+                    <w:t xml:space="preserve">Spécifications à respecter</w:t>
+                  </w:r>
+                </w:p>
+              </w:tc>
+              <w:tc>
+                <w:tcPr>
+                  <w:tcW w:type="dxa" w:w="6380"/>
+                  <w:shd w:fill="FFFFFF" w:val="clear"/>
+                  <w:tcMar>
+                    <w:top w:type="dxa" w:w="50"/>
+                    <w:left w:type="dxa" w:w="100"/>
+                    <w:bottom w:type="dxa" w:w="50"/>
+                    <w:right w:type="dxa" w:w="100"/>
+                  </w:tcMar>
+                </w:tcPr>
+                <w:p>
+                  <w:pPr>
+                    <w:spacing w:after="0"/>
+                  </w:pPr>
+                  <w:r>
+                    <w:rPr>
+                      <w:sz w:val="20"/>
+                      <w:szCs w:val="20"/>
+                    </w:rPr>
+                    <w:t xml:space="preserve">Les noms, les signatures et les comportements imposés. Les tests s'appuient dessus : respectez-les à la lettre.</w:t>
+                  </w:r>
+                </w:p>
+              </w:tc>
+            </w:tr>
+            <w:tr>
+              <w:trPr>
+                <w:cantSplit/>
+              </w:trPr>
+              <w:tc>
+                <w:tcPr>
+                  <w:tcW w:type="dxa" w:w="2500"/>
+                  <w:shd w:fill="FFFFFF" w:val="clear"/>
+                  <w:tcMar>
+                    <w:top w:type="dxa" w:w="50"/>
+                    <w:left w:type="dxa" w:w="100"/>
+                    <w:bottom w:type="dxa" w:w="50"/>
+                    <w:right w:type="dxa" w:w="100"/>
+                  </w:tcMar>
+                </w:tcPr>
+                <w:p>
+                  <w:pPr>
+                    <w:spacing w:after="0"/>
+                  </w:pPr>
+                  <w:r>
+                    <w:rPr>
+                      <w:b/>
+                      <w:bCs/>
+                      <w:sz w:val="20"/>
+                      <w:szCs w:val="20"/>
+                    </w:rPr>
+                    <w:t xml:space="preserve">Ce qui vous est fourni</w:t>
+                  </w:r>
+                </w:p>
+              </w:tc>
+              <w:tc>
+                <w:tcPr>
+                  <w:tcW w:type="dxa" w:w="6380"/>
+                  <w:shd w:fill="FFFFFF" w:val="clear"/>
+                  <w:tcMar>
+                    <w:top w:type="dxa" w:w="50"/>
+                    <w:left w:type="dxa" w:w="100"/>
+                    <w:bottom w:type="dxa" w:w="50"/>
+                    <w:right w:type="dxa" w:w="100"/>
+                  </w:tcMar>
+                </w:tcPr>
+                <w:p>
+                  <w:pPr>
+                    <w:spacing w:after="0"/>
+                  </w:pPr>
+                  <w:r>
+                    <w:rPr>
+                      <w:sz w:val="20"/>
+                      <w:szCs w:val="20"/>
+                    </w:rPr>
+                    <w:t xml:space="preserve">Les classes déjà écrites que vous trouverez dans le package de l'exercice.</w:t>
+                  </w:r>
+                </w:p>
+              </w:tc>
+            </w:tr>
+            <w:tr>
+              <w:trPr>
+                <w:cantSplit/>
+              </w:trPr>
+              <w:tc>
+                <w:tcPr>
+                  <w:tcW w:type="dxa" w:w="2500"/>
+                  <w:shd w:fill="FFFFFF" w:val="clear"/>
+                  <w:tcMar>
+                    <w:top w:type="dxa" w:w="50"/>
+                    <w:left w:type="dxa" w:w="100"/>
+                    <w:bottom w:type="dxa" w:w="50"/>
+                    <w:right w:type="dxa" w:w="100"/>
+                  </w:tcMar>
+                </w:tcPr>
+                <w:p>
+                  <w:pPr>
+                    <w:spacing w:after="0"/>
+                  </w:pPr>
+                  <w:r>
+                    <w:rPr>
+                      <w:b/>
+                      <w:bCs/>
+                      <w:sz w:val="20"/>
+                      <w:szCs w:val="20"/>
+                    </w:rPr>
+                    <w:t xml:space="preserve">Exemples attendus</w:t>
+                  </w:r>
+                </w:p>
+              </w:tc>
+              <w:tc>
+                <w:tcPr>
+                  <w:tcW w:type="dxa" w:w="6380"/>
+                  <w:shd w:fill="FFFFFF" w:val="clear"/>
+                  <w:tcMar>
+                    <w:top w:type="dxa" w:w="50"/>
+                    <w:left w:type="dxa" w:w="100"/>
+                    <w:bottom w:type="dxa" w:w="50"/>
+                    <w:right w:type="dxa" w:w="100"/>
+                  </w:tcMar>
+                </w:tcPr>
+                <w:p>
+                  <w:pPr>
+                    <w:spacing w:after="0"/>
+                  </w:pPr>
+                  <w:r>
+                    <w:rPr>
+                      <w:sz w:val="20"/>
+                      <w:szCs w:val="20"/>
+                    </w:rPr>
+                    <w:t xml:space="preserve">Des valeurs d'entrée et les résultats qu'elles doivent produire.</w:t>
+                  </w:r>
+                </w:p>
+              </w:tc>
+            </w:tr>
+            <w:tr>
+              <w:trPr>
+                <w:cantSplit/>
+              </w:trPr>
+              <w:tc>
+                <w:tcPr>
+                  <w:tcW w:type="dxa" w:w="2500"/>
+                  <w:shd w:fill="FFFFFF" w:val="clear"/>
+                  <w:tcMar>
+                    <w:top w:type="dxa" w:w="50"/>
+                    <w:left w:type="dxa" w:w="100"/>
+                    <w:bottom w:type="dxa" w:w="50"/>
+                    <w:right w:type="dxa" w:w="100"/>
+                  </w:tcMar>
+                </w:tcPr>
+                <w:p>
+                  <w:pPr>
+                    <w:spacing w:after="0"/>
+                  </w:pPr>
+                  <w:r>
+                    <w:rPr>
+                      <w:b/>
+                      <w:bCs/>
+                      <w:sz w:val="20"/>
+                      <w:szCs w:val="20"/>
+                    </w:rPr>
+                    <w:t xml:space="preserve">Comment vérifier votre code</w:t>
+                  </w:r>
+                </w:p>
+              </w:tc>
+              <w:tc>
+                <w:tcPr>
+                  <w:tcW w:type="dxa" w:w="6380"/>
+                  <w:shd w:fill="FFFFFF" w:val="clear"/>
+                  <w:tcMar>
+                    <w:top w:type="dxa" w:w="50"/>
+                    <w:left w:type="dxa" w:w="100"/>
+                    <w:bottom w:type="dxa" w:w="50"/>
+                    <w:right w:type="dxa" w:w="100"/>
+                  </w:tcMar>
+                </w:tcPr>
+                <w:p>
+                  <w:pPr>
+                    <w:spacing w:after="0"/>
+                  </w:pPr>
+                  <w:r>
+                    <w:rPr>
+                      <w:sz w:val="20"/>
+                      <w:szCs w:val="20"/>
+                    </w:rPr>
+                    <w:t xml:space="preserve">La classe de test à lancer et ce qu'elle contrôle. Tant qu'elle n'est pas entièrement verte, l'exercice n'est pas terminé.</w:t>
+                  </w:r>
+                </w:p>
+              </w:tc>
+            </w:tr>
+            <w:tr>
+              <w:trPr>
+                <w:cantSplit/>
+              </w:trPr>
+              <w:tc>
+                <w:tcPr>
+                  <w:tcW w:type="dxa" w:w="2500"/>
+                  <w:shd w:fill="FFFFFF" w:val="clear"/>
+                  <w:tcMar>
+                    <w:top w:type="dxa" w:w="50"/>
+                    <w:left w:type="dxa" w:w="100"/>
+                    <w:bottom w:type="dxa" w:w="50"/>
+                    <w:right w:type="dxa" w:w="100"/>
+                  </w:tcMar>
+                </w:tcPr>
+                <w:p>
+                  <w:pPr>
+                    <w:spacing w:after="0"/>
+                  </w:pPr>
+                  <w:r>
+                    <w:rPr>
+                      <w:b/>
+                      <w:bCs/>
+                      <w:sz w:val="20"/>
+                      <w:szCs w:val="20"/>
+                    </w:rPr>
+                    <w:t xml:space="preserve">Questions à se poser</w:t>
+                  </w:r>
+                </w:p>
+              </w:tc>
+              <w:tc>
+                <w:tcPr>
+                  <w:tcW w:type="dxa" w:w="6380"/>
+                  <w:shd w:fill="FFFFFF" w:val="clear"/>
+                  <w:tcMar>
+                    <w:top w:type="dxa" w:w="50"/>
+                    <w:left w:type="dxa" w:w="100"/>
+                    <w:bottom w:type="dxa" w:w="50"/>
+                    <w:right w:type="dxa" w:w="100"/>
+                  </w:tcMar>
+                </w:tcPr>
+                <w:p>
+                  <w:pPr>
+                    <w:spacing w:after="0"/>
+                  </w:pPr>
+                  <w:r>
+                    <w:rPr>
+                      <w:sz w:val="20"/>
+                      <w:szCs w:val="20"/>
+                    </w:rPr>
+                    <w:t xml:space="preserve">Des questions pour prendre du recul une fois l'exercice réussi. Il n'y a rien à rendre : ce sont elles qui fixent ce que vous avez appris.</w:t>
+                  </w:r>
+                </w:p>
+              </w:tc>
+            </w:tr>
+          </w:tbl>
+          <w:p>
+            <w:pPr>
+              <w:keepNext/>
+              <w:spacing w:after="0" w:before="120"/>
+            </w:pPr>
+            <w:r>
+              <w:rPr>
+                <w:sz w:val="22"/>
+                <w:szCs w:val="22"/>
+              </w:rPr>
+              <w:t xml:space="preserve">D'autres titres apparaissent ponctuellement : un piège à connaître, une remarque, un rappel. </w:t>
+            </w:r>
+            <w:r>
+              <w:rPr>
+                <w:sz w:val="22"/>
+                <w:szCs w:val="22"/>
+              </w:rPr>
+              <w:t xml:space="preserve">Ce sont des encarts propres à l'exercice, à lire avant de commencer.</w:t>
+            </w:r>
+          </w:p>
+        </w:tc>
+      </w:tr>
+    </w:tbl>
     <w:p>
       <w:pPr>
         <w:spacing w:after="120"/>
       </w:pPr>
-      <w:r>
-        <w:rPr>
-          <w:sz w:val="22"/>
-          <w:szCs w:val="22"/>
-        </w:rPr>
-        <w:t xml:space="preserve">Les exercices de ce thème vivent sous </w:t>
-      </w:r>
-      <w:r>
-        <w:rPr>
-          <w:rFonts w:ascii="Consolas" w:cs="Consolas" w:eastAsia="Consolas" w:hAnsi="Consolas"/>
-          <w:color w:val="8B2500"/>
-          <w:sz w:val="22"/>
-          <w:szCs w:val="22"/>
-        </w:rPr>
-        <w:t xml:space="preserve">be.ephec.java.itf</w:t>
-      </w:r>
-      <w:r>
-        <w:rPr>
-          <w:sz w:val="22"/>
-          <w:szCs w:val="22"/>
-        </w:rPr>
-        <w:t xml:space="preserve">, un sous-package par exercice.</w:t>
+    </w:p>
+    <w:p>
+      <w:pPr>
+        <w:keepNext/>
+        <w:spacing w:after="120"/>
+      </w:pPr>
+      <w:r>
+        <w:rPr>
+          <w:sz w:val="22"/>
+          <w:szCs w:val="22"/>
+        </w:rPr>
+        <w:t xml:space="preserve">Les exercices du thème. Leurs codes sont </w:t>
+      </w:r>
+      <w:r>
+        <w:rPr>
+          <w:b/>
+          <w:bCs/>
+          <w:sz w:val="22"/>
+          <w:szCs w:val="22"/>
+        </w:rPr>
+        <w:t xml:space="preserve">cliquables</w:t>
+      </w:r>
+      <w:r>
+        <w:rPr>
+          <w:sz w:val="22"/>
+          <w:szCs w:val="22"/>
+        </w:rPr>
+        <w:t xml:space="preserve"> : ils mènent directement à l'exercice.</w:t>
       </w:r>
     </w:p>
     <w:tbl>
@@ -293,7 +1044,8 @@
             </w:pPr>
             <w:r>
               <w:rPr>
-                <w:rFonts w:ascii="Consolas" w:cs="Consolas" w:eastAsia="Consolas" w:hAnsi="Consolas"/>
+                <w:rFonts w:ascii="Consolas" w:hAnsi="Consolas" w:cs="Consolas"/>
+                <w:color w:val="E97132" w:themeColor="accent2"/>
                 <w:sz w:val="18"/>
                 <w:szCs w:val="18"/>
               </w:rPr>
@@ -373,7 +1125,8 @@
             </w:pPr>
             <w:r>
               <w:rPr>
-                <w:rFonts w:ascii="Consolas" w:cs="Consolas" w:eastAsia="Consolas" w:hAnsi="Consolas"/>
+                <w:rFonts w:ascii="Consolas" w:hAnsi="Consolas" w:cs="Consolas"/>
+                <w:color w:val="E97132" w:themeColor="accent2"/>
                 <w:sz w:val="18"/>
                 <w:szCs w:val="18"/>
               </w:rPr>
@@ -453,7 +1206,8 @@
             </w:pPr>
             <w:r>
               <w:rPr>
-                <w:rFonts w:ascii="Consolas" w:cs="Consolas" w:eastAsia="Consolas" w:hAnsi="Consolas"/>
+                <w:rFonts w:ascii="Consolas" w:hAnsi="Consolas" w:cs="Consolas"/>
+                <w:color w:val="E97132" w:themeColor="accent2"/>
                 <w:sz w:val="18"/>
                 <w:szCs w:val="18"/>
               </w:rPr>
@@ -533,7 +1287,8 @@
             </w:pPr>
             <w:r>
               <w:rPr>
-                <w:rFonts w:ascii="Consolas" w:cs="Consolas" w:eastAsia="Consolas" w:hAnsi="Consolas"/>
+                <w:rFonts w:ascii="Consolas" w:hAnsi="Consolas" w:cs="Consolas"/>
+                <w:color w:val="E97132" w:themeColor="accent2"/>
                 <w:sz w:val="18"/>
                 <w:szCs w:val="18"/>
               </w:rPr>
@@ -568,92 +1323,6 @@
     </w:tbl>
     <w:p>
       <w:pPr>
-        <w:spacing w:after="120"/>
-      </w:pPr>
-      <w:r>
-        <w:rPr>
-          <w:b/>
-          <w:bCs/>
-          <w:sz w:val="22"/>
-          <w:szCs w:val="22"/>
-        </w:rPr>
-        <w:t xml:space="preserve">Chaque exercice est autonome. </w:t>
-      </w:r>
-      <w:r>
-        <w:rPr>
-          <w:sz w:val="22"/>
-          <w:szCs w:val="22"/>
-        </w:rPr>
-        <w:t xml:space="preserve">Son package contient tout ce dont il a besoin et n'importe jamais une classe d'un autre exercice.</w:t>
-      </w:r>
-    </w:p>
-    <w:p>
-      <w:pPr>
-        <w:spacing w:after="120"/>
-      </w:pPr>
-      <w:r>
-        <w:rPr>
-          <w:b/>
-          <w:bCs/>
-          <w:sz w:val="22"/>
-          <w:szCs w:val="22"/>
-        </w:rPr>
-        <w:t xml:space="preserve">Comment lancer les tests, comment lire un test vert, pourquoi laisser votre code compilable : </w:t>
-      </w:r>
-      <w:r>
-        <w:rPr>
-          <w:sz w:val="22"/>
-          <w:szCs w:val="22"/>
-        </w:rPr>
-        <w:t xml:space="preserve">tout cela est commun aux quinze thèmes, et vit dans un document à part — </w:t>
-      </w:r>
-      <w:r>
-        <w:rPr>
-          <w:rFonts w:ascii="Consolas" w:cs="Consolas" w:eastAsia="Consolas" w:hAnsi="Consolas"/>
-          <w:color w:val="8B2500"/>
-          <w:sz w:val="22"/>
-          <w:szCs w:val="22"/>
-        </w:rPr>
-        <w:t xml:space="preserve">Memento_Exercices.docx</w:t>
-      </w:r>
-      <w:r>
-        <w:rPr>
-          <w:sz w:val="22"/>
-          <w:szCs w:val="22"/>
-        </w:rPr>
-        <w:t xml:space="preserve">. Lisez-le une fois en début d'année.</w:t>
-      </w:r>
-    </w:p>
-    <w:p>
-      <w:pPr>
-        <w:spacing w:after="120"/>
-      </w:pPr>
-      <w:r>
-        <w:rPr>
-          <w:sz w:val="22"/>
-          <w:szCs w:val="22"/>
-        </w:rPr>
-        <w:t xml:space="preserve">Ce fascicule-ci ne parle que de son thème. Les codes du tableau ci-dessus sont </w:t>
-      </w:r>
-      <w:r>
-        <w:rPr>
-          <w:b/>
-          <w:bCs/>
-          <w:sz w:val="22"/>
-          <w:szCs w:val="22"/>
-        </w:rPr>
-        <w:t xml:space="preserve">cliquables</w:t>
-      </w:r>
-      <w:r>
-        <w:rPr>
-          <w:sz w:val="22"/>
-          <w:szCs w:val="22"/>
-        </w:rPr>
-        <w:t xml:space="preserve"> : ils mènent directement à l'exercice.</w:t>
-      </w:r>
-    </w:p>
-    <w:p>
-      <w:pPr>
         <w:pStyle w:val="Heading2"/>
         <w:keepNext/>
         <w:spacing w:after="100" w:before="240"/>
@@ -671,6 +1340,7 @@
     </w:p>
     <w:p>
       <w:pPr>
+        <w:keepNext w:val="false"/>
         <w:spacing w:after="120"/>
       </w:pPr>
       <w:r>
@@ -1095,6 +1765,7 @@
     </w:p>
     <w:p>
       <w:pPr>
+        <w:keepNext/>
         <w:spacing w:after="120"/>
       </w:pPr>
       <w:r>
@@ -1105,7 +1776,18 @@
           <w:sz w:val="22"/>
           <w:szCs w:val="22"/>
         </w:rPr>
-        <w:t xml:space="preserve">Package : be.ephec.java.itf.e01</w:t>
+        <w:t xml:space="preserve">Package : </w:t>
+      </w:r>
+      <w:r>
+        <w:rPr>
+          <w:rFonts w:ascii="Consolas" w:hAnsi="Consolas" w:cs="Consolas"/>
+          <w:i/>
+          <w:iCs/>
+          <w:color w:val="E97132" w:themeColor="accent2"/>
+          <w:sz w:val="18"/>
+          <w:szCs w:val="18"/>
+        </w:rPr>
+        <w:t xml:space="preserve">be.ephec.java.itf.e01</w:t>
       </w:r>
     </w:p>
     <w:p>
@@ -1127,6 +1809,7 @@
     </w:p>
     <w:p>
       <w:pPr>
+        <w:keepNext w:val="false"/>
         <w:spacing w:after="120"/>
       </w:pPr>
       <w:r>
@@ -1167,10 +1850,10 @@
       </w:r>
       <w:r>
         <w:rPr>
-          <w:rFonts w:ascii="Consolas" w:cs="Consolas" w:eastAsia="Consolas" w:hAnsi="Consolas"/>
-          <w:color w:val="8B2500"/>
-          <w:sz w:val="22"/>
-          <w:szCs w:val="22"/>
+          <w:rFonts w:ascii="Consolas" w:hAnsi="Consolas" w:cs="Consolas"/>
+          <w:color w:val="E97132" w:themeColor="accent2"/>
+          <w:sz w:val="18"/>
+          <w:szCs w:val="18"/>
         </w:rPr>
         <w:t xml:space="preserve">Calculateur</w:t>
       </w:r>
@@ -1183,10 +1866,10 @@
       </w:r>
       <w:r>
         <w:rPr>
-          <w:rFonts w:ascii="Consolas" w:cs="Consolas" w:eastAsia="Consolas" w:hAnsi="Consolas"/>
-          <w:color w:val="8B2500"/>
-          <w:sz w:val="22"/>
-          <w:szCs w:val="22"/>
+          <w:rFonts w:ascii="Consolas" w:hAnsi="Consolas" w:cs="Consolas"/>
+          <w:color w:val="E97132" w:themeColor="accent2"/>
+          <w:sz w:val="18"/>
+          <w:szCs w:val="18"/>
         </w:rPr>
         <w:t xml:space="preserve">int calcule(int a, int b)</w:t>
       </w:r>
@@ -1216,10 +1899,10 @@
       </w:r>
       <w:r>
         <w:rPr>
-          <w:rFonts w:ascii="Consolas" w:cs="Consolas" w:eastAsia="Consolas" w:hAnsi="Consolas"/>
-          <w:color w:val="8B2500"/>
-          <w:sz w:val="22"/>
-          <w:szCs w:val="22"/>
+          <w:rFonts w:ascii="Consolas" w:hAnsi="Consolas" w:cs="Consolas"/>
+          <w:color w:val="E97132" w:themeColor="accent2"/>
+          <w:sz w:val="18"/>
+          <w:szCs w:val="18"/>
         </w:rPr>
         <w:t xml:space="preserve">Addition</w:t>
       </w:r>
@@ -1232,10 +1915,10 @@
       </w:r>
       <w:r>
         <w:rPr>
-          <w:rFonts w:ascii="Consolas" w:cs="Consolas" w:eastAsia="Consolas" w:hAnsi="Consolas"/>
-          <w:color w:val="8B2500"/>
-          <w:sz w:val="22"/>
-          <w:szCs w:val="22"/>
+          <w:rFonts w:ascii="Consolas" w:hAnsi="Consolas" w:cs="Consolas"/>
+          <w:color w:val="E97132" w:themeColor="accent2"/>
+          <w:sz w:val="18"/>
+          <w:szCs w:val="18"/>
         </w:rPr>
         <w:t xml:space="preserve">Multiplication</w:t>
       </w:r>
@@ -1265,10 +1948,10 @@
       </w:r>
       <w:r>
         <w:rPr>
-          <w:rFonts w:ascii="Consolas" w:cs="Consolas" w:eastAsia="Consolas" w:hAnsi="Consolas"/>
-          <w:color w:val="8B2500"/>
-          <w:sz w:val="22"/>
-          <w:szCs w:val="22"/>
+          <w:rFonts w:ascii="Consolas" w:hAnsi="Consolas" w:cs="Consolas"/>
+          <w:color w:val="E97132" w:themeColor="accent2"/>
+          <w:sz w:val="18"/>
+          <w:szCs w:val="18"/>
         </w:rPr>
         <w:t xml:space="preserve">Programme.effectueCalcul(int a, int b, Calculateur calculateur)</w:t>
       </w:r>
@@ -1298,10 +1981,10 @@
       </w:r>
       <w:r>
         <w:rPr>
-          <w:rFonts w:ascii="Consolas" w:cs="Consolas" w:eastAsia="Consolas" w:hAnsi="Consolas"/>
-          <w:color w:val="8B2500"/>
-          <w:sz w:val="22"/>
-          <w:szCs w:val="22"/>
+          <w:rFonts w:ascii="Consolas" w:hAnsi="Consolas" w:cs="Consolas"/>
+          <w:color w:val="E97132" w:themeColor="accent2"/>
+          <w:sz w:val="18"/>
+          <w:szCs w:val="18"/>
         </w:rPr>
         <w:t xml:space="preserve">main</w:t>
       </w:r>
@@ -1343,10 +2026,10 @@
       </w:r>
       <w:r>
         <w:rPr>
-          <w:rFonts w:ascii="Consolas" w:cs="Consolas" w:eastAsia="Consolas" w:hAnsi="Consolas"/>
-          <w:color w:val="8B2500"/>
-          <w:sz w:val="22"/>
-          <w:szCs w:val="22"/>
+          <w:rFonts w:ascii="Consolas" w:hAnsi="Consolas" w:cs="Consolas"/>
+          <w:color w:val="E97132" w:themeColor="accent2"/>
+          <w:sz w:val="18"/>
+          <w:szCs w:val="18"/>
         </w:rPr>
         <w:t xml:space="preserve">Calculateur</w:t>
       </w:r>
@@ -1359,10 +2042,10 @@
       </w:r>
       <w:r>
         <w:rPr>
-          <w:rFonts w:ascii="Consolas" w:cs="Consolas" w:eastAsia="Consolas" w:hAnsi="Consolas"/>
-          <w:color w:val="8B2500"/>
-          <w:sz w:val="22"/>
-          <w:szCs w:val="22"/>
+          <w:rFonts w:ascii="Consolas" w:hAnsi="Consolas" w:cs="Consolas"/>
+          <w:color w:val="E97132" w:themeColor="accent2"/>
+          <w:sz w:val="18"/>
+          <w:szCs w:val="18"/>
         </w:rPr>
         <w:t xml:space="preserve">Addition</w:t>
       </w:r>
@@ -1376,6 +2059,7 @@
     </w:p>
     <w:p>
       <w:pPr>
+        <w:keepNext w:val="false"/>
         <w:spacing w:after="120"/>
       </w:pPr>
       <w:r>
@@ -1400,7 +2084,7 @@
           <w:sz w:val="24"/>
           <w:szCs w:val="24"/>
         </w:rPr>
-        <w:t xml:space="preserve">Vérification</w:t>
+        <w:t xml:space="preserve">Comment vérifier votre code</w:t>
       </w:r>
     </w:p>
     <w:tbl>
@@ -1439,24 +2123,40 @@
             </w:pPr>
             <w:r>
               <w:rPr>
-                <w:rFonts w:ascii="Consolas" w:cs="Consolas" w:eastAsia="Consolas" w:hAnsi="Consolas"/>
-                <w:color w:val="8B2500"/>
+                <w:rFonts w:ascii="Consolas" w:hAnsi="Consolas" w:cs="Consolas"/>
+                <w:color w:val="E97132" w:themeColor="accent2"/>
+                <w:sz w:val="18"/>
+                <w:szCs w:val="18"/>
+              </w:rPr>
+              <w:t xml:space="preserve">be.ephec.java.itf.e01.CalculateurTest</w:t>
+            </w:r>
+          </w:p>
+          <w:p>
+            <w:pPr>
+              <w:spacing w:after="0"/>
+            </w:pPr>
+            <w:r>
+              <w:rPr>
                 <w:sz w:val="22"/>
                 <w:szCs w:val="22"/>
               </w:rPr>
-              <w:t xml:space="preserve">be.ephec.java.itf.e01.CalculateurTest</w:t>
-            </w:r>
-          </w:p>
-          <w:p>
-            <w:pPr>
-              <w:spacing w:after="0"/>
-            </w:pPr>
+              <w:t xml:space="preserve">Vérifie que les deux classes implémentent l'interface, que chacune calcule correctement, que </w:t>
+            </w:r>
+            <w:r>
+              <w:rPr>
+                <w:rFonts w:ascii="Consolas" w:hAnsi="Consolas" w:cs="Consolas"/>
+                <w:color w:val="E97132" w:themeColor="accent2"/>
+                <w:sz w:val="18"/>
+                <w:szCs w:val="18"/>
+              </w:rPr>
+              <w:t xml:space="preserve">effectueCalcul</w:t>
+            </w:r>
             <w:r>
               <w:rPr>
                 <w:sz w:val="22"/>
                 <w:szCs w:val="22"/>
               </w:rPr>
-              <w:t xml:space="preserve">Vérifie que les deux classes implémentent l'interface, que chacune calcule correctement, que effectueCalcul délègue, et qu'elle accepte un calculateur qu'elle n'a jamais vu.</w:t>
+              <w:t xml:space="preserve"> délègue, et qu'elle accepte un calculateur qu'elle n'a jamais vu.</w:t>
             </w:r>
           </w:p>
         </w:tc>
@@ -1497,10 +2197,10 @@
       </w:r>
       <w:r>
         <w:rPr>
-          <w:rFonts w:ascii="Consolas" w:cs="Consolas" w:eastAsia="Consolas" w:hAnsi="Consolas"/>
-          <w:color w:val="8B2500"/>
-          <w:sz w:val="22"/>
-          <w:szCs w:val="22"/>
+          <w:rFonts w:ascii="Consolas" w:hAnsi="Consolas" w:cs="Consolas"/>
+          <w:color w:val="E97132" w:themeColor="accent2"/>
+          <w:sz w:val="18"/>
+          <w:szCs w:val="18"/>
         </w:rPr>
         <w:t xml:space="preserve">public</w:t>
       </w:r>
@@ -1513,10 +2213,10 @@
       </w:r>
       <w:r>
         <w:rPr>
-          <w:rFonts w:ascii="Consolas" w:cs="Consolas" w:eastAsia="Consolas" w:hAnsi="Consolas"/>
-          <w:color w:val="8B2500"/>
-          <w:sz w:val="22"/>
-          <w:szCs w:val="22"/>
+          <w:rFonts w:ascii="Consolas" w:hAnsi="Consolas" w:cs="Consolas"/>
+          <w:color w:val="E97132" w:themeColor="accent2"/>
+          <w:sz w:val="18"/>
+          <w:szCs w:val="18"/>
         </w:rPr>
         <w:t xml:space="preserve">abstract</w:t>
       </w:r>
@@ -1546,10 +2246,10 @@
       </w:r>
       <w:r>
         <w:rPr>
-          <w:rFonts w:ascii="Consolas" w:cs="Consolas" w:eastAsia="Consolas" w:hAnsi="Consolas"/>
-          <w:color w:val="8B2500"/>
-          <w:sz w:val="22"/>
-          <w:szCs w:val="22"/>
+          <w:rFonts w:ascii="Consolas" w:hAnsi="Consolas" w:cs="Consolas"/>
+          <w:color w:val="E97132" w:themeColor="accent2"/>
+          <w:sz w:val="18"/>
+          <w:szCs w:val="18"/>
         </w:rPr>
         <w:t xml:space="preserve">effectueCalcul</w:t>
       </w:r>
@@ -1562,10 +2262,10 @@
       </w:r>
       <w:r>
         <w:rPr>
-          <w:rFonts w:ascii="Consolas" w:cs="Consolas" w:eastAsia="Consolas" w:hAnsi="Consolas"/>
-          <w:color w:val="8B2500"/>
-          <w:sz w:val="22"/>
-          <w:szCs w:val="22"/>
+          <w:rFonts w:ascii="Consolas" w:hAnsi="Consolas" w:cs="Consolas"/>
+          <w:color w:val="E97132" w:themeColor="accent2"/>
+          <w:sz w:val="18"/>
+          <w:szCs w:val="18"/>
         </w:rPr>
         <w:t xml:space="preserve">Addition</w:t>
       </w:r>
@@ -1603,6 +2303,7 @@
     </w:p>
     <w:p>
       <w:pPr>
+        <w:keepNext/>
         <w:spacing w:after="120"/>
       </w:pPr>
       <w:r>
@@ -1613,7 +2314,18 @@
           <w:sz w:val="22"/>
           <w:szCs w:val="22"/>
         </w:rPr>
-        <w:t xml:space="preserve">Package : be.ephec.java.itf.e02</w:t>
+        <w:t xml:space="preserve">Package : </w:t>
+      </w:r>
+      <w:r>
+        <w:rPr>
+          <w:rFonts w:ascii="Consolas" w:hAnsi="Consolas" w:cs="Consolas"/>
+          <w:i/>
+          <w:iCs/>
+          <w:color w:val="E97132" w:themeColor="accent2"/>
+          <w:sz w:val="18"/>
+          <w:szCs w:val="18"/>
+        </w:rPr>
+        <w:t xml:space="preserve">be.ephec.java.itf.e02</w:t>
       </w:r>
     </w:p>
     <w:p>
@@ -1635,6 +2347,7 @@
     </w:p>
     <w:p>
       <w:pPr>
+        <w:keepNext w:val="false"/>
         <w:spacing w:after="120"/>
       </w:pPr>
       <w:r>
@@ -1675,10 +2388,10 @@
       </w:r>
       <w:r>
         <w:rPr>
-          <w:rFonts w:ascii="Consolas" w:cs="Consolas" w:eastAsia="Consolas" w:hAnsi="Consolas"/>
-          <w:color w:val="8B2500"/>
-          <w:sz w:val="22"/>
-          <w:szCs w:val="22"/>
+          <w:rFonts w:ascii="Consolas" w:hAnsi="Consolas" w:cs="Consolas"/>
+          <w:color w:val="E97132" w:themeColor="accent2"/>
+          <w:sz w:val="18"/>
+          <w:szCs w:val="18"/>
         </w:rPr>
         <w:t xml:space="preserve">Paiement</w:t>
       </w:r>
@@ -1691,10 +2404,10 @@
       </w:r>
       <w:r>
         <w:rPr>
-          <w:rFonts w:ascii="Consolas" w:cs="Consolas" w:eastAsia="Consolas" w:hAnsi="Consolas"/>
-          <w:color w:val="8B2500"/>
-          <w:sz w:val="22"/>
-          <w:szCs w:val="22"/>
+          <w:rFonts w:ascii="Consolas" w:hAnsi="Consolas" w:cs="Consolas"/>
+          <w:color w:val="E97132" w:themeColor="accent2"/>
+          <w:sz w:val="18"/>
+          <w:szCs w:val="18"/>
         </w:rPr>
         <w:t xml:space="preserve">String effectuerPaiement(double montant)</w:t>
       </w:r>
@@ -1719,10 +2432,10 @@
       </w:r>
       <w:r>
         <w:rPr>
-          <w:rFonts w:ascii="Consolas" w:cs="Consolas" w:eastAsia="Consolas" w:hAnsi="Consolas"/>
-          <w:color w:val="8B2500"/>
-          <w:sz w:val="22"/>
-          <w:szCs w:val="22"/>
+          <w:rFonts w:ascii="Consolas" w:hAnsi="Consolas" w:cs="Consolas"/>
+          <w:color w:val="E97132" w:themeColor="accent2"/>
+          <w:sz w:val="18"/>
+          <w:szCs w:val="18"/>
         </w:rPr>
         <w:t xml:space="preserve">PayPal</w:t>
       </w:r>
@@ -1735,10 +2448,10 @@
       </w:r>
       <w:r>
         <w:rPr>
-          <w:rFonts w:ascii="Consolas" w:cs="Consolas" w:eastAsia="Consolas" w:hAnsi="Consolas"/>
-          <w:color w:val="8B2500"/>
-          <w:sz w:val="22"/>
-          <w:szCs w:val="22"/>
+          <w:rFonts w:ascii="Consolas" w:hAnsi="Consolas" w:cs="Consolas"/>
+          <w:color w:val="E97132" w:themeColor="accent2"/>
+          <w:sz w:val="18"/>
+          <w:szCs w:val="18"/>
         </w:rPr>
         <w:t xml:space="preserve">CarteDeCredit</w:t>
       </w:r>
@@ -1759,9 +2472,10 @@
       </w:pPr>
       <w:r>
         <w:rPr>
-          <w:rFonts w:ascii="Consolas" w:cs="Consolas" w:eastAsia="Consolas" w:hAnsi="Consolas"/>
-          <w:sz w:val="19"/>
-          <w:szCs w:val="19"/>
+          <w:rFonts w:ascii="Consolas" w:hAnsi="Consolas" w:cs="Consolas"/>
+          <w:color w:val="E97132" w:themeColor="accent2"/>
+          <w:sz w:val="18"/>
+          <w:szCs w:val="18"/>
         </w:rPr>
         <w:t xml:space="preserve">PayPal, pour 42.50 :</w:t>
       </w:r>
@@ -1775,9 +2489,10 @@
       </w:pPr>
       <w:r>
         <w:rPr>
-          <w:rFonts w:ascii="Consolas" w:cs="Consolas" w:eastAsia="Consolas" w:hAnsi="Consolas"/>
-          <w:sz w:val="19"/>
-          <w:szCs w:val="19"/>
+          <w:rFonts w:ascii="Consolas" w:hAnsi="Consolas" w:cs="Consolas"/>
+          <w:color w:val="E97132" w:themeColor="accent2"/>
+          <w:sz w:val="18"/>
+          <w:szCs w:val="18"/>
         </w:rPr>
         <w:t xml:space="preserve">    Connexion a PayPal</w:t>
       </w:r>
@@ -1791,9 +2506,10 @@
       </w:pPr>
       <w:r>
         <w:rPr>
-          <w:rFonts w:ascii="Consolas" w:cs="Consolas" w:eastAsia="Consolas" w:hAnsi="Consolas"/>
-          <w:sz w:val="19"/>
-          <w:szCs w:val="19"/>
+          <w:rFonts w:ascii="Consolas" w:hAnsi="Consolas" w:cs="Consolas"/>
+          <w:color w:val="E97132" w:themeColor="accent2"/>
+          <w:sz w:val="18"/>
+          <w:szCs w:val="18"/>
         </w:rPr>
         <w:t xml:space="preserve">    Selection du moyen de paiement</w:t>
       </w:r>
@@ -1807,9 +2523,10 @@
       </w:pPr>
       <w:r>
         <w:rPr>
-          <w:rFonts w:ascii="Consolas" w:cs="Consolas" w:eastAsia="Consolas" w:hAnsi="Consolas"/>
-          <w:sz w:val="19"/>
-          <w:szCs w:val="19"/>
+          <w:rFonts w:ascii="Consolas" w:hAnsi="Consolas" w:cs="Consolas"/>
+          <w:color w:val="E97132" w:themeColor="accent2"/>
+          <w:sz w:val="18"/>
+          <w:szCs w:val="18"/>
         </w:rPr>
         <w:t xml:space="preserve">    Validation de la transaction de 42.50 euros</w:t>
       </w:r>
@@ -1823,9 +2540,10 @@
       </w:pPr>
       <w:r>
         <w:rPr>
-          <w:rFonts w:ascii="Consolas" w:cs="Consolas" w:eastAsia="Consolas" w:hAnsi="Consolas"/>
-          <w:sz w:val="19"/>
-          <w:szCs w:val="19"/>
+          <w:rFonts w:ascii="Consolas" w:hAnsi="Consolas" w:cs="Consolas"/>
+          <w:color w:val="E97132" w:themeColor="accent2"/>
+          <w:sz w:val="18"/>
+          <w:szCs w:val="18"/>
         </w:rPr>
         <w:t xml:space="preserve"> </w:t>
       </w:r>
@@ -1839,9 +2557,10 @@
       </w:pPr>
       <w:r>
         <w:rPr>
-          <w:rFonts w:ascii="Consolas" w:cs="Consolas" w:eastAsia="Consolas" w:hAnsi="Consolas"/>
-          <w:sz w:val="19"/>
-          <w:szCs w:val="19"/>
+          <w:rFonts w:ascii="Consolas" w:hAnsi="Consolas" w:cs="Consolas"/>
+          <w:color w:val="E97132" w:themeColor="accent2"/>
+          <w:sz w:val="18"/>
+          <w:szCs w:val="18"/>
         </w:rPr>
         <w:t xml:space="preserve">CarteDeCredit, pour 42.50 :</w:t>
       </w:r>
@@ -1855,9 +2574,10 @@
       </w:pPr>
       <w:r>
         <w:rPr>
-          <w:rFonts w:ascii="Consolas" w:cs="Consolas" w:eastAsia="Consolas" w:hAnsi="Consolas"/>
-          <w:sz w:val="19"/>
-          <w:szCs w:val="19"/>
+          <w:rFonts w:ascii="Consolas" w:hAnsi="Consolas" w:cs="Consolas"/>
+          <w:color w:val="E97132" w:themeColor="accent2"/>
+          <w:sz w:val="18"/>
+          <w:szCs w:val="18"/>
         </w:rPr>
         <w:t xml:space="preserve">    Authentification de la transaction</w:t>
       </w:r>
@@ -1871,9 +2591,10 @@
       </w:pPr>
       <w:r>
         <w:rPr>
-          <w:rFonts w:ascii="Consolas" w:cs="Consolas" w:eastAsia="Consolas" w:hAnsi="Consolas"/>
-          <w:sz w:val="19"/>
-          <w:szCs w:val="19"/>
+          <w:rFonts w:ascii="Consolas" w:hAnsi="Consolas" w:cs="Consolas"/>
+          <w:color w:val="E97132" w:themeColor="accent2"/>
+          <w:sz w:val="18"/>
+          <w:szCs w:val="18"/>
         </w:rPr>
         <w:t xml:space="preserve">    Paiement de 42.50 euros execute</w:t>
       </w:r>
@@ -1891,10 +2612,10 @@
       </w:r>
       <w:r>
         <w:rPr>
-          <w:rFonts w:ascii="Consolas" w:cs="Consolas" w:eastAsia="Consolas" w:hAnsi="Consolas"/>
-          <w:color w:val="8B2500"/>
-          <w:sz w:val="22"/>
-          <w:szCs w:val="22"/>
+          <w:rFonts w:ascii="Consolas" w:hAnsi="Consolas" w:cs="Consolas"/>
+          <w:color w:val="E97132" w:themeColor="accent2"/>
+          <w:sz w:val="18"/>
+          <w:szCs w:val="18"/>
         </w:rPr>
         <w:t xml:space="preserve">Client.executePaiement(Paiement, double)</w:t>
       </w:r>
@@ -1907,10 +2628,10 @@
       </w:r>
       <w:r>
         <w:rPr>
-          <w:rFonts w:ascii="Consolas" w:cs="Consolas" w:eastAsia="Consolas" w:hAnsi="Consolas"/>
-          <w:color w:val="8B2500"/>
-          <w:sz w:val="22"/>
-          <w:szCs w:val="22"/>
+          <w:rFonts w:ascii="Consolas" w:hAnsi="Consolas" w:cs="Consolas"/>
+          <w:color w:val="E97132" w:themeColor="accent2"/>
+          <w:sz w:val="18"/>
+          <w:szCs w:val="18"/>
         </w:rPr>
         <w:t xml:space="preserve">Programme</w:t>
       </w:r>
@@ -1999,7 +2720,23 @@
                 <w:sz w:val="22"/>
                 <w:szCs w:val="22"/>
               </w:rPr>
-              <w:t xml:space="preserve">Précisez Locale.US dans votre formatage du montant, sinon une machine configurée en français écrirait « 42,50 » avec une virgule, et le test échouerait sur un seul caractère.</w:t>
+              <w:t xml:space="preserve">Précisez </w:t>
+            </w:r>
+            <w:r>
+              <w:rPr>
+                <w:rFonts w:ascii="Consolas" w:hAnsi="Consolas" w:cs="Consolas"/>
+                <w:color w:val="E97132" w:themeColor="accent2"/>
+                <w:sz w:val="18"/>
+                <w:szCs w:val="18"/>
+              </w:rPr>
+              <w:t xml:space="preserve">Locale.US</w:t>
+            </w:r>
+            <w:r>
+              <w:rPr>
+                <w:sz w:val="22"/>
+                <w:szCs w:val="22"/>
+              </w:rPr>
+              <w:t xml:space="preserve"> dans votre formatage du montant, sinon une machine configurée en français écrirait « 42,50 » avec une virgule, et le test échouerait sur un seul caractère.</w:t>
             </w:r>
           </w:p>
         </w:tc>
@@ -2019,7 +2756,7 @@
           <w:sz w:val="24"/>
           <w:szCs w:val="24"/>
         </w:rPr>
-        <w:t xml:space="preserve">Vérification</w:t>
+        <w:t xml:space="preserve">Comment vérifier votre code</w:t>
       </w:r>
     </w:p>
     <w:tbl>
@@ -2058,10 +2795,10 @@
             </w:pPr>
             <w:r>
               <w:rPr>
-                <w:rFonts w:ascii="Consolas" w:cs="Consolas" w:eastAsia="Consolas" w:hAnsi="Consolas"/>
-                <w:color w:val="8B2500"/>
-                <w:sz w:val="22"/>
-                <w:szCs w:val="22"/>
+                <w:rFonts w:ascii="Consolas" w:hAnsi="Consolas" w:cs="Consolas"/>
+                <w:color w:val="E97132" w:themeColor="accent2"/>
+                <w:sz w:val="18"/>
+                <w:szCs w:val="18"/>
               </w:rPr>
               <w:t xml:space="preserve">be.ephec.java.itf.e02.PaiementTest</w:t>
             </w:r>
@@ -2158,6 +2895,7 @@
     </w:p>
     <w:p>
       <w:pPr>
+        <w:keepNext/>
         <w:spacing w:after="120"/>
       </w:pPr>
       <w:r>
@@ -2168,7 +2906,18 @@
           <w:sz w:val="22"/>
           <w:szCs w:val="22"/>
         </w:rPr>
-        <w:t xml:space="preserve">Package : be.ephec.java.itf.e03</w:t>
+        <w:t xml:space="preserve">Package : </w:t>
+      </w:r>
+      <w:r>
+        <w:rPr>
+          <w:rFonts w:ascii="Consolas" w:hAnsi="Consolas" w:cs="Consolas"/>
+          <w:i/>
+          <w:iCs/>
+          <w:color w:val="E97132" w:themeColor="accent2"/>
+          <w:sz w:val="18"/>
+          <w:szCs w:val="18"/>
+        </w:rPr>
+        <w:t xml:space="preserve">be.ephec.java.itf.e03</w:t>
       </w:r>
     </w:p>
     <w:p>
@@ -2190,6 +2939,7 @@
     </w:p>
     <w:p>
       <w:pPr>
+        <w:keepNext w:val="false"/>
         <w:spacing w:after="120"/>
       </w:pPr>
       <w:r>
@@ -2230,10 +2980,10 @@
       </w:r>
       <w:r>
         <w:rPr>
-          <w:rFonts w:ascii="Consolas" w:cs="Consolas" w:eastAsia="Consolas" w:hAnsi="Consolas"/>
-          <w:color w:val="8B2500"/>
-          <w:sz w:val="22"/>
-          <w:szCs w:val="22"/>
+          <w:rFonts w:ascii="Consolas" w:hAnsi="Consolas" w:cs="Consolas"/>
+          <w:color w:val="E97132" w:themeColor="accent2"/>
+          <w:sz w:val="18"/>
+          <w:szCs w:val="18"/>
         </w:rPr>
         <w:t xml:space="preserve">ABS.1</w:t>
       </w:r>
@@ -2246,10 +2996,10 @@
       </w:r>
       <w:r>
         <w:rPr>
-          <w:rFonts w:ascii="Consolas" w:cs="Consolas" w:eastAsia="Consolas" w:hAnsi="Consolas"/>
-          <w:color w:val="8B2500"/>
-          <w:sz w:val="22"/>
-          <w:szCs w:val="22"/>
+          <w:rFonts w:ascii="Consolas" w:hAnsi="Consolas" w:cs="Consolas"/>
+          <w:color w:val="E97132" w:themeColor="accent2"/>
+          <w:sz w:val="18"/>
+          <w:szCs w:val="18"/>
         </w:rPr>
         <w:t xml:space="preserve">Translatable</w:t>
       </w:r>
@@ -2262,10 +3012,10 @@
       </w:r>
       <w:r>
         <w:rPr>
-          <w:rFonts w:ascii="Consolas" w:cs="Consolas" w:eastAsia="Consolas" w:hAnsi="Consolas"/>
-          <w:color w:val="8B2500"/>
-          <w:sz w:val="22"/>
-          <w:szCs w:val="22"/>
+          <w:rFonts w:ascii="Consolas" w:hAnsi="Consolas" w:cs="Consolas"/>
+          <w:color w:val="E97132" w:themeColor="accent2"/>
+          <w:sz w:val="18"/>
+          <w:szCs w:val="18"/>
         </w:rPr>
         <w:t xml:space="preserve">translate(double dx, double dy)</w:t>
       </w:r>
@@ -2278,10 +3028,10 @@
       </w:r>
       <w:r>
         <w:rPr>
-          <w:rFonts w:ascii="Consolas" w:cs="Consolas" w:eastAsia="Consolas" w:hAnsi="Consolas"/>
-          <w:color w:val="8B2500"/>
-          <w:sz w:val="22"/>
-          <w:szCs w:val="22"/>
+          <w:rFonts w:ascii="Consolas" w:hAnsi="Consolas" w:cs="Consolas"/>
+          <w:color w:val="E97132" w:themeColor="accent2"/>
+          <w:sz w:val="18"/>
+          <w:szCs w:val="18"/>
         </w:rPr>
         <w:t xml:space="preserve">Rotatable</w:t>
       </w:r>
@@ -2294,10 +3044,10 @@
       </w:r>
       <w:r>
         <w:rPr>
-          <w:rFonts w:ascii="Consolas" w:cs="Consolas" w:eastAsia="Consolas" w:hAnsi="Consolas"/>
-          <w:color w:val="8B2500"/>
-          <w:sz w:val="22"/>
-          <w:szCs w:val="22"/>
+          <w:rFonts w:ascii="Consolas" w:hAnsi="Consolas" w:cs="Consolas"/>
+          <w:color w:val="E97132" w:themeColor="accent2"/>
+          <w:sz w:val="18"/>
+          <w:szCs w:val="18"/>
         </w:rPr>
         <w:t xml:space="preserve">rotate(double alpha)</w:t>
       </w:r>
@@ -2310,10 +3060,10 @@
       </w:r>
       <w:r>
         <w:rPr>
-          <w:rFonts w:ascii="Consolas" w:cs="Consolas" w:eastAsia="Consolas" w:hAnsi="Consolas"/>
-          <w:color w:val="8B2500"/>
-          <w:sz w:val="22"/>
-          <w:szCs w:val="22"/>
+          <w:rFonts w:ascii="Consolas" w:hAnsi="Consolas" w:cs="Consolas"/>
+          <w:color w:val="E97132" w:themeColor="accent2"/>
+          <w:sz w:val="18"/>
+          <w:szCs w:val="18"/>
         </w:rPr>
         <w:t xml:space="preserve">Shape</w:t>
       </w:r>
@@ -2327,6 +3077,7 @@
     </w:p>
     <w:p>
       <w:pPr>
+        <w:keepNext w:val="false"/>
         <w:spacing w:after="120"/>
       </w:pPr>
       <w:r>
@@ -2346,9 +3097,10 @@
       </w:pPr>
       <w:r>
         <w:rPr>
-          <w:rFonts w:ascii="Consolas" w:cs="Consolas" w:eastAsia="Consolas" w:hAnsi="Consolas"/>
-          <w:sz w:val="19"/>
-          <w:szCs w:val="19"/>
+          <w:rFonts w:ascii="Consolas" w:hAnsi="Consolas" w:cs="Consolas"/>
+          <w:color w:val="E97132" w:themeColor="accent2"/>
+          <w:sz w:val="18"/>
+          <w:szCs w:val="18"/>
         </w:rPr>
         <w:t xml:space="preserve">Je suis un carre et je me deplace de 3.0, 4.0</w:t>
       </w:r>
@@ -2362,9 +3114,10 @@
       </w:pPr>
       <w:r>
         <w:rPr>
-          <w:rFonts w:ascii="Consolas" w:cs="Consolas" w:eastAsia="Consolas" w:hAnsi="Consolas"/>
-          <w:sz w:val="19"/>
-          <w:szCs w:val="19"/>
+          <w:rFonts w:ascii="Consolas" w:hAnsi="Consolas" w:cs="Consolas"/>
+          <w:color w:val="E97132" w:themeColor="accent2"/>
+          <w:sz w:val="18"/>
+          <w:szCs w:val="18"/>
         </w:rPr>
         <w:t xml:space="preserve">Je suis un triangle et je tourne de 90.0 degres</w:t>
       </w:r>
@@ -2402,6 +3155,7 @@
     </w:p>
     <w:p>
       <w:pPr>
+        <w:keepNext w:val="false"/>
         <w:spacing w:after="120"/>
       </w:pPr>
       <w:r>
@@ -2426,7 +3180,7 @@
           <w:sz w:val="24"/>
           <w:szCs w:val="24"/>
         </w:rPr>
-        <w:t xml:space="preserve">Vérification</w:t>
+        <w:t xml:space="preserve">Comment vérifier votre code</w:t>
       </w:r>
     </w:p>
     <w:tbl>
@@ -2465,10 +3219,10 @@
             </w:pPr>
             <w:r>
               <w:rPr>
-                <w:rFonts w:ascii="Consolas" w:cs="Consolas" w:eastAsia="Consolas" w:hAnsi="Consolas"/>
-                <w:color w:val="8B2500"/>
-                <w:sz w:val="22"/>
-                <w:szCs w:val="22"/>
+                <w:rFonts w:ascii="Consolas" w:hAnsi="Consolas" w:cs="Consolas"/>
+                <w:color w:val="E97132" w:themeColor="accent2"/>
+                <w:sz w:val="18"/>
+                <w:szCs w:val="18"/>
               </w:rPr>
               <w:t xml:space="preserve">be.ephec.java.itf.e03.ShapeTest</w:t>
             </w:r>
@@ -2535,10 +3289,10 @@
       </w:r>
       <w:r>
         <w:rPr>
-          <w:rFonts w:ascii="Consolas" w:cs="Consolas" w:eastAsia="Consolas" w:hAnsi="Consolas"/>
-          <w:color w:val="8B2500"/>
-          <w:sz w:val="22"/>
-          <w:szCs w:val="22"/>
+          <w:rFonts w:ascii="Consolas" w:hAnsi="Consolas" w:cs="Consolas"/>
+          <w:color w:val="E97132" w:themeColor="accent2"/>
+          <w:sz w:val="18"/>
+          <w:szCs w:val="18"/>
         </w:rPr>
         <w:t xml:space="preserve">Programme</w:t>
       </w:r>
@@ -2551,10 +3305,10 @@
       </w:r>
       <w:r>
         <w:rPr>
-          <w:rFonts w:ascii="Consolas" w:cs="Consolas" w:eastAsia="Consolas" w:hAnsi="Consolas"/>
-          <w:color w:val="8B2500"/>
-          <w:sz w:val="22"/>
-          <w:szCs w:val="22"/>
+          <w:rFonts w:ascii="Consolas" w:hAnsi="Consolas" w:cs="Consolas"/>
+          <w:color w:val="E97132" w:themeColor="accent2"/>
+          <w:sz w:val="18"/>
+          <w:szCs w:val="18"/>
         </w:rPr>
         <w:t xml:space="preserve">Translatable</w:t>
       </w:r>
@@ -2567,10 +3321,10 @@
       </w:r>
       <w:r>
         <w:rPr>
-          <w:rFonts w:ascii="Consolas" w:cs="Consolas" w:eastAsia="Consolas" w:hAnsi="Consolas"/>
-          <w:color w:val="8B2500"/>
-          <w:sz w:val="22"/>
-          <w:szCs w:val="22"/>
+          <w:rFonts w:ascii="Consolas" w:hAnsi="Consolas" w:cs="Consolas"/>
+          <w:color w:val="E97132" w:themeColor="accent2"/>
+          <w:sz w:val="18"/>
+          <w:szCs w:val="18"/>
         </w:rPr>
         <w:t xml:space="preserve">rotate</w:t>
       </w:r>
@@ -2583,10 +3337,10 @@
       </w:r>
       <w:r>
         <w:rPr>
-          <w:rFonts w:ascii="Consolas" w:cs="Consolas" w:eastAsia="Consolas" w:hAnsi="Consolas"/>
-          <w:color w:val="8B2500"/>
-          <w:sz w:val="22"/>
-          <w:szCs w:val="22"/>
+          <w:rFonts w:ascii="Consolas" w:hAnsi="Consolas" w:cs="Consolas"/>
+          <w:color w:val="E97132" w:themeColor="accent2"/>
+          <w:sz w:val="18"/>
+          <w:szCs w:val="18"/>
         </w:rPr>
         <w:t xml:space="preserve">nom</w:t>
       </w:r>
@@ -2633,10 +3387,10 @@
       </w:r>
       <w:r>
         <w:rPr>
-          <w:rFonts w:ascii="Consolas" w:cs="Consolas" w:eastAsia="Consolas" w:hAnsi="Consolas"/>
-          <w:color w:val="8B2500"/>
-          <w:sz w:val="22"/>
-          <w:szCs w:val="22"/>
+          <w:rFonts w:ascii="Consolas" w:hAnsi="Consolas" w:cs="Consolas"/>
+          <w:color w:val="E97132" w:themeColor="accent2"/>
+          <w:sz w:val="18"/>
+          <w:szCs w:val="18"/>
         </w:rPr>
         <w:t xml:space="preserve">ABS.1</w:t>
       </w:r>
@@ -2649,10 +3403,10 @@
       </w:r>
       <w:r>
         <w:rPr>
-          <w:rFonts w:ascii="Consolas" w:cs="Consolas" w:eastAsia="Consolas" w:hAnsi="Consolas"/>
-          <w:color w:val="8B2500"/>
-          <w:sz w:val="22"/>
-          <w:szCs w:val="22"/>
+          <w:rFonts w:ascii="Consolas" w:hAnsi="Consolas" w:cs="Consolas"/>
+          <w:color w:val="E97132" w:themeColor="accent2"/>
+          <w:sz w:val="18"/>
+          <w:szCs w:val="18"/>
         </w:rPr>
         <w:t xml:space="preserve">CC-CLS.3</w:t>
       </w:r>
@@ -2690,6 +3444,7 @@
     </w:p>
     <w:p>
       <w:pPr>
+        <w:keepNext/>
         <w:spacing w:after="120"/>
       </w:pPr>
       <w:r>
@@ -2700,7 +3455,18 @@
           <w:sz w:val="22"/>
           <w:szCs w:val="22"/>
         </w:rPr>
-        <w:t xml:space="preserve">Package : be.ephec.java.itf.e04</w:t>
+        <w:t xml:space="preserve">Package : </w:t>
+      </w:r>
+      <w:r>
+        <w:rPr>
+          <w:rFonts w:ascii="Consolas" w:hAnsi="Consolas" w:cs="Consolas"/>
+          <w:i/>
+          <w:iCs/>
+          <w:color w:val="E97132" w:themeColor="accent2"/>
+          <w:sz w:val="18"/>
+          <w:szCs w:val="18"/>
+        </w:rPr>
+        <w:t xml:space="preserve">be.ephec.java.itf.e04</w:t>
       </w:r>
     </w:p>
     <w:p>
@@ -2722,6 +3488,7 @@
     </w:p>
     <w:p>
       <w:pPr>
+        <w:keepNext w:val="false"/>
         <w:spacing w:after="120"/>
       </w:pPr>
       <w:r>
@@ -2762,10 +3529,10 @@
       </w:r>
       <w:r>
         <w:rPr>
-          <w:rFonts w:ascii="Consolas" w:cs="Consolas" w:eastAsia="Consolas" w:hAnsi="Consolas"/>
-          <w:color w:val="8B2500"/>
-          <w:sz w:val="22"/>
-          <w:szCs w:val="22"/>
+          <w:rFonts w:ascii="Consolas" w:hAnsi="Consolas" w:cs="Consolas"/>
+          <w:color w:val="E97132" w:themeColor="accent2"/>
+          <w:sz w:val="18"/>
+          <w:szCs w:val="18"/>
         </w:rPr>
         <w:t xml:space="preserve">Client</w:t>
       </w:r>
@@ -2778,10 +3545,10 @@
       </w:r>
       <w:r>
         <w:rPr>
-          <w:rFonts w:ascii="Consolas" w:cs="Consolas" w:eastAsia="Consolas" w:hAnsi="Consolas"/>
-          <w:color w:val="8B2500"/>
-          <w:sz w:val="22"/>
-          <w:szCs w:val="22"/>
+          <w:rFonts w:ascii="Consolas" w:hAnsi="Consolas" w:cs="Consolas"/>
+          <w:color w:val="E97132" w:themeColor="accent2"/>
+          <w:sz w:val="18"/>
+          <w:szCs w:val="18"/>
         </w:rPr>
         <w:t xml:space="preserve">Employe</w:t>
       </w:r>
@@ -2795,6 +3562,7 @@
     </w:p>
     <w:p>
       <w:pPr>
+        <w:keepNext w:val="false"/>
         <w:spacing w:after="120"/>
       </w:pPr>
       <w:r>
@@ -2835,10 +3603,10 @@
       </w:r>
       <w:r>
         <w:rPr>
-          <w:rFonts w:ascii="Consolas" w:cs="Consolas" w:eastAsia="Consolas" w:hAnsi="Consolas"/>
-          <w:color w:val="8B2500"/>
-          <w:sz w:val="22"/>
-          <w:szCs w:val="22"/>
+          <w:rFonts w:ascii="Consolas" w:hAnsi="Consolas" w:cs="Consolas"/>
+          <w:color w:val="E97132" w:themeColor="accent2"/>
+          <w:sz w:val="18"/>
+          <w:szCs w:val="18"/>
         </w:rPr>
         <w:t xml:space="preserve">Prospect</w:t>
       </w:r>
@@ -2859,9 +3627,10 @@
       </w:pPr>
       <w:r>
         <w:rPr>
-          <w:rFonts w:ascii="Consolas" w:cs="Consolas" w:eastAsia="Consolas" w:hAnsi="Consolas"/>
-          <w:sz w:val="19"/>
-          <w:szCs w:val="19"/>
+          <w:rFonts w:ascii="Consolas" w:hAnsi="Consolas" w:cs="Consolas"/>
+          <w:color w:val="E97132" w:themeColor="accent2"/>
+          <w:sz w:val="18"/>
+          <w:szCs w:val="18"/>
         </w:rPr>
         <w:t xml:space="preserve">Publicite pour le nouveau grille-pain envoyee a Dupont</w:t>
       </w:r>
@@ -2879,10 +3648,10 @@
       </w:r>
       <w:r>
         <w:rPr>
-          <w:rFonts w:ascii="Consolas" w:cs="Consolas" w:eastAsia="Consolas" w:hAnsi="Consolas"/>
-          <w:color w:val="8B2500"/>
-          <w:sz w:val="22"/>
-          <w:szCs w:val="22"/>
+          <w:rFonts w:ascii="Consolas" w:hAnsi="Consolas" w:cs="Consolas"/>
+          <w:color w:val="E97132" w:themeColor="accent2"/>
+          <w:sz w:val="18"/>
+          <w:szCs w:val="18"/>
         </w:rPr>
         <w:t xml:space="preserve">Programme</w:t>
       </w:r>
@@ -2916,10 +3685,10 @@
       </w:r>
       <w:r>
         <w:rPr>
-          <w:rFonts w:ascii="Consolas" w:cs="Consolas" w:eastAsia="Consolas" w:hAnsi="Consolas"/>
-          <w:color w:val="8B2500"/>
-          <w:sz w:val="22"/>
-          <w:szCs w:val="22"/>
+          <w:rFonts w:ascii="Consolas" w:hAnsi="Consolas" w:cs="Consolas"/>
+          <w:color w:val="E97132" w:themeColor="accent2"/>
+          <w:sz w:val="18"/>
+          <w:szCs w:val="18"/>
         </w:rPr>
         <w:t xml:space="preserve">Magasin</w:t>
       </w:r>
@@ -2945,7 +3714,7 @@
           <w:sz w:val="24"/>
           <w:szCs w:val="24"/>
         </w:rPr>
-        <w:t xml:space="preserve">Vérification</w:t>
+        <w:t xml:space="preserve">Comment vérifier votre code</w:t>
       </w:r>
     </w:p>
     <w:tbl>
@@ -2984,10 +3753,10 @@
             </w:pPr>
             <w:r>
               <w:rPr>
-                <w:rFonts w:ascii="Consolas" w:cs="Consolas" w:eastAsia="Consolas" w:hAnsi="Consolas"/>
-                <w:color w:val="8B2500"/>
-                <w:sz w:val="22"/>
-                <w:szCs w:val="22"/>
+                <w:rFonts w:ascii="Consolas" w:hAnsi="Consolas" w:cs="Consolas"/>
+                <w:color w:val="E97132" w:themeColor="accent2"/>
+                <w:sz w:val="18"/>
+                <w:szCs w:val="18"/>
               </w:rPr>
               <w:t xml:space="preserve">be.ephec.java.itf.e04.MagasinTest</w:t>
             </w:r>
@@ -3055,7 +3824,23 @@
           <w:sz w:val="22"/>
           <w:szCs w:val="22"/>
         </w:rPr>
-        <w:t xml:space="preserve">Le magasin appelle nouveauProduit sur chaque abonné. Comment sait-il quelle version exécuter ?</w:t>
+        <w:t xml:space="preserve">Le magasin appelle </w:t>
+      </w:r>
+      <w:r>
+        <w:rPr>
+          <w:rFonts w:ascii="Consolas" w:hAnsi="Consolas" w:cs="Consolas"/>
+          <w:color w:val="E97132" w:themeColor="accent2"/>
+          <w:sz w:val="18"/>
+          <w:szCs w:val="18"/>
+        </w:rPr>
+        <w:t xml:space="preserve">nouveauProduit</w:t>
+      </w:r>
+      <w:r>
+        <w:rPr>
+          <w:sz w:val="22"/>
+          <w:szCs w:val="22"/>
+        </w:rPr>
+        <w:t xml:space="preserve"> sur chaque abonné. Comment sait-il quelle version exécuter ?</w:t>
       </w:r>
     </w:p>
     <w:p>
@@ -3076,10 +3861,10 @@
       </w:r>
       <w:r>
         <w:rPr>
-          <w:rFonts w:ascii="Consolas" w:cs="Consolas" w:eastAsia="Consolas" w:hAnsi="Consolas"/>
-          <w:color w:val="8B2500"/>
-          <w:sz w:val="22"/>
-          <w:szCs w:val="22"/>
+          <w:rFonts w:ascii="Consolas" w:hAnsi="Consolas" w:cs="Consolas"/>
+          <w:color w:val="E97132" w:themeColor="accent2"/>
+          <w:sz w:val="18"/>
+          <w:szCs w:val="18"/>
         </w:rPr>
         <w:t xml:space="preserve">Magasin</w:t>
       </w:r>
@@ -3092,10 +3877,10 @@
       </w:r>
       <w:r>
         <w:rPr>
-          <w:rFonts w:ascii="Consolas" w:cs="Consolas" w:eastAsia="Consolas" w:hAnsi="Consolas"/>
-          <w:color w:val="8B2500"/>
-          <w:sz w:val="22"/>
-          <w:szCs w:val="22"/>
+          <w:rFonts w:ascii="Consolas" w:hAnsi="Consolas" w:cs="Consolas"/>
+          <w:color w:val="E97132" w:themeColor="accent2"/>
+          <w:sz w:val="18"/>
+          <w:szCs w:val="18"/>
         </w:rPr>
         <w:t xml:space="preserve">COL</w:t>
       </w:r>
@@ -3108,7 +3893,7 @@
       </w:r>
     </w:p>
     <w:sectPr>
-      <w:footerReference w:type="default" r:id="rId8"/>
+      <w:footerReference w:type="default" r:id="rId9"/>
       <w:pgSz w:w="11906" w:h="16838" w:orient="portrait"/>
       <w:pgMar w:top="1440" w:right="1440" w:bottom="1440" w:left="1440" w:header="708" w:footer="708" w:gutter="0"/>
       <w:pgNumType w:start="1"/>
@@ -3211,7 +3996,7 @@
       <w:fldChar w:fldCharType="separate"/>
     </w:r>
     <w:r>
-      <w:t>5</w:t>
+      <w:t>6</w:t>
     </w:r>
     <w:r>
       <w:fldChar w:fldCharType="end"/>
@@ -3373,7 +4158,13 @@
 <file path=word/styles.xml><?xml version="1.0" encoding="utf-8"?>
 <w:styles xmlns:mc="http://schemas.openxmlformats.org/markup-compatibility/2006" xmlns:r="http://schemas.openxmlformats.org/officeDocument/2006/relationships" xmlns:w="http://schemas.openxmlformats.org/wordprocessingml/2006/main" xmlns:w14="http://schemas.microsoft.com/office/word/2010/wordml" xmlns:w15="http://schemas.microsoft.com/office/word/2012/wordml" mc:Ignorable="w14 w15">
   <w:docDefaults>
-    <w:rPrDefault/>
+    <w:rPrDefault>
+      <w:rPr>
+        <w:rFonts w:ascii="Cormorant Garamond" w:hAnsi="Cormorant Garamond" w:eastAsia="Cormorant Garamond" w:cs="Cormorant Garamond"/>
+        <w:sz w:val="22"/>
+        <w:szCs w:val="22"/>
+      </w:rPr>
+    </w:rPrDefault>
     <w:pPrDefault/>
   </w:docDefaults>
   <w:style w:type="paragraph" w:styleId="Title">
@@ -3382,6 +4173,7 @@
     <w:next w:val="Normal"/>
     <w:qFormat/>
     <w:rPr>
+      <w:rFonts w:ascii="Cormorant Garamond" w:hAnsi="Cormorant Garamond" w:eastAsia="Cormorant Garamond" w:cs="Cormorant Garamond"/>
       <w:sz w:val="56"/>
       <w:szCs w:val="56"/>
     </w:rPr>
@@ -3392,6 +4184,7 @@
     <w:next w:val="Normal"/>
     <w:qFormat/>
     <w:rPr>
+      <w:rFonts w:ascii="Cormorant Garamond" w:hAnsi="Cormorant Garamond" w:eastAsia="Cormorant Garamond" w:cs="Cormorant Garamond"/>
       <w:color w:val="2E74B5"/>
       <w:sz w:val="32"/>
       <w:szCs w:val="32"/>
@@ -3403,6 +4196,7 @@
     <w:next w:val="Normal"/>
     <w:qFormat/>
     <w:rPr>
+      <w:rFonts w:ascii="Cormorant Garamond" w:hAnsi="Cormorant Garamond" w:eastAsia="Cormorant Garamond" w:cs="Cormorant Garamond"/>
       <w:color w:val="2E74B5"/>
       <w:sz w:val="26"/>
       <w:szCs w:val="26"/>
@@ -3414,6 +4208,7 @@
     <w:next w:val="Normal"/>
     <w:qFormat/>
     <w:rPr>
+      <w:rFonts w:ascii="Cormorant Garamond" w:hAnsi="Cormorant Garamond" w:eastAsia="Cormorant Garamond" w:cs="Cormorant Garamond"/>
       <w:color w:val="1F4D78"/>
       <w:sz w:val="24"/>
       <w:szCs w:val="24"/>
@@ -3425,6 +4220,7 @@
     <w:next w:val="Normal"/>
     <w:qFormat/>
     <w:rPr>
+      <w:rFonts w:ascii="Cormorant Garamond" w:hAnsi="Cormorant Garamond" w:eastAsia="Cormorant Garamond" w:cs="Cormorant Garamond"/>
       <w:i/>
       <w:iCs/>
       <w:color w:val="2E74B5"/>
@@ -3436,6 +4232,7 @@
     <w:next w:val="Normal"/>
     <w:qFormat/>
     <w:rPr>
+      <w:rFonts w:ascii="Cormorant Garamond" w:hAnsi="Cormorant Garamond" w:eastAsia="Cormorant Garamond" w:cs="Cormorant Garamond"/>
       <w:color w:val="2E74B5"/>
     </w:rPr>
   </w:style>
@@ -3445,6 +4242,7 @@
     <w:next w:val="Normal"/>
     <w:qFormat/>
     <w:rPr>
+      <w:rFonts w:ascii="Cormorant Garamond" w:hAnsi="Cormorant Garamond" w:eastAsia="Cormorant Garamond" w:cs="Cormorant Garamond"/>
       <w:color w:val="1F4D78"/>
     </w:rPr>
   </w:style>

--- a/enonces/ITF_enonces.docx
+++ b/enonces/ITF_enonces.docx
@@ -4,7 +4,9 @@
   <w:body>
     <w:p>
       <w:pPr>
-        <w:spacing w:after="0"/>
+        <w:tabs>
+          <w:tab w:val="right" w:pos="9026"/>
+        </w:tabs>
       </w:pPr>
       <w:r>
         <w:drawing>
@@ -46,95 +48,112 @@
           </wp:inline>
         </w:drawing>
       </w:r>
-    </w:p>
-    <w:p>
-      <w:pPr>
-        <w:spacing w:after="120" w:before="700"/>
-        <w:jc w:val="center"/>
-      </w:pPr>
-      <w:r>
-        <w:rPr>
-          <w:color w:val="595959"/>
-          <w:sz w:val="26"/>
-          <w:szCs w:val="26"/>
-        </w:rPr>
-        <w:t xml:space="preserve">Programmation orientée objet — Java</w:t>
-      </w:r>
-    </w:p>
-    <w:p>
-      <w:pPr>
-        <w:spacing w:after="100"/>
-        <w:jc w:val="center"/>
-      </w:pPr>
-      <w:r>
-        <w:rPr>
+      <w:r>
+        <w:rPr>
+          <w:rFonts w:ascii="Calibri" w:cs="Calibri" w:eastAsia="Calibri" w:hAnsi="Calibri"/>
+          <w:sz w:val="36"/>
+          <w:szCs w:val="36"/>
+        </w:rPr>
+        <w:tab/>
+      </w:r>
+      <w:r>
+        <w:rPr>
+          <w:rFonts w:ascii="Calibri" w:cs="Calibri" w:eastAsia="Calibri" w:hAnsi="Calibri"/>
+          <w:color w:val="000000"/>
+          <w:sz w:val="36"/>
+          <w:szCs w:val="36"/>
+        </w:rPr>
+        <w:t xml:space="preserve">Année académique </w:t>
+      </w:r>
+      <w:r>
+        <w:rPr>
+          <w:rFonts w:ascii="Calibri" w:cs="Calibri" w:eastAsia="Calibri" w:hAnsi="Calibri"/>
           <w:b/>
           <w:bCs/>
-          <w:color w:val="1F4E79"/>
-          <w:sz w:val="52"/>
-          <w:szCs w:val="52"/>
-        </w:rPr>
-        <w:t xml:space="preserve">Thème ITF</w:t>
-      </w:r>
-    </w:p>
-    <w:p>
-      <w:pPr>
-        <w:spacing w:after="200"/>
+          <w:color w:val="000000"/>
+          <w:sz w:val="36"/>
+          <w:szCs w:val="36"/>
+        </w:rPr>
+        <w:t xml:space="preserve">2026-2027</w:t>
+      </w:r>
+    </w:p>
+    <w:p>
+      <w:pPr>
+        <w:spacing w:after="120" w:before="3900"/>
         <w:jc w:val="center"/>
       </w:pPr>
       <w:r>
         <w:rPr>
+          <w:rFonts w:ascii="Calibri" w:cs="Calibri" w:eastAsia="Calibri" w:hAnsi="Calibri"/>
+          <w:color w:val="000000"/>
+          <w:sz w:val="36"/>
+          <w:szCs w:val="36"/>
+        </w:rPr>
+        <w:t xml:space="preserve">Programmation orientée objet — Java</w:t>
+      </w:r>
+    </w:p>
+    <w:p>
+      <w:pPr>
+        <w:spacing w:after="100" w:before="0"/>
+        <w:jc w:val="center"/>
+      </w:pPr>
+      <w:r>
+        <w:rPr>
+          <w:rFonts w:ascii="Calibri" w:cs="Calibri" w:eastAsia="Calibri" w:hAnsi="Calibri"/>
           <w:b/>
           <w:bCs/>
-          <w:color w:val="1F4E79"/>
-          <w:sz w:val="32"/>
-          <w:szCs w:val="32"/>
+          <w:color w:val="000000"/>
+          <w:sz w:val="72"/>
+          <w:szCs w:val="72"/>
+        </w:rPr>
+        <w:t xml:space="preserve">Module ITF</w:t>
+      </w:r>
+    </w:p>
+    <w:p>
+      <w:pPr>
+        <w:spacing w:after="200" w:before="0"/>
+        <w:jc w:val="center"/>
+      </w:pPr>
+      <w:r>
+        <w:rPr>
+          <w:rFonts w:ascii="Calibri" w:cs="Calibri" w:eastAsia="Calibri" w:hAnsi="Calibri"/>
+          <w:b/>
+          <w:bCs/>
+          <w:color w:val="000000"/>
+          <w:sz w:val="40"/>
+          <w:szCs w:val="40"/>
         </w:rPr>
         <w:t xml:space="preserve">Interfaces</w:t>
       </w:r>
     </w:p>
     <w:p>
       <w:pPr>
-        <w:spacing w:after="800"/>
+        <w:spacing w:after="800" w:before="0"/>
         <w:jc w:val="center"/>
       </w:pPr>
       <w:r>
         <w:rPr>
-          <w:color w:val="595959"/>
-          <w:sz w:val="26"/>
-          <w:szCs w:val="26"/>
+          <w:rFonts w:ascii="Calibri" w:cs="Calibri" w:eastAsia="Calibri" w:hAnsi="Calibri"/>
+          <w:color w:val="000000"/>
+          <w:sz w:val="36"/>
+          <w:szCs w:val="36"/>
         </w:rPr>
         <w:t xml:space="preserve">Décrire ce qu'on attend, sans dire qui le fera</w:t>
       </w:r>
     </w:p>
     <w:p>
       <w:pPr>
-        <w:keepNext w:val="false"/>
-        <w:spacing w:after="120"/>
+        <w:spacing w:after="120" w:before="5450"/>
         <w:jc w:val="center"/>
       </w:pPr>
       <w:r>
         <w:rPr>
-          <w:color w:val="595959"/>
-          <w:sz w:val="22"/>
-          <w:szCs w:val="22"/>
+          <w:rFonts w:ascii="Calibri" w:cs="Calibri" w:eastAsia="Calibri" w:hAnsi="Calibri"/>
+          <w:color w:val="000000"/>
+          <w:sz w:val="36"/>
+          <w:szCs w:val="36"/>
         </w:rPr>
         <w:t xml:space="preserve">EPHEC — Bachelier en informatique, niveau 2</w:t>
-      </w:r>
-    </w:p>
-    <w:p>
-      <w:pPr>
-        <w:keepNext w:val="false"/>
-        <w:spacing w:after="120"/>
-        <w:jc w:val="center"/>
-      </w:pPr>
-      <w:r>
-        <w:rPr>
-          <w:color w:val="595959"/>
-          <w:sz w:val="22"/>
-          <w:szCs w:val="22"/>
-        </w:rPr>
-        <w:t xml:space="preserve">Année académique 2026-2027</w:t>
       </w:r>
     </w:p>
     <w:p>
@@ -3996,7 +4015,7 @@
       <w:fldChar w:fldCharType="separate"/>
     </w:r>
     <w:r>
-      <w:t>6</w:t>
+      <w:t>7</w:t>
     </w:r>
     <w:r>
       <w:fldChar w:fldCharType="end"/>

--- a/enonces/ITF_enonces.docx
+++ b/enonces/ITF_enonces.docx
@@ -1367,7 +1367,7 @@
           <w:sz w:val="22"/>
           <w:szCs w:val="22"/>
         </w:rPr>
-        <w:t xml:space="preserve">Les deux permettent de manipuler des objets différents à travers un type commun. La différence tient à ce qu'elles peuvent porter.</w:t>
+        <w:t xml:space="preserve">Les deux permettent de manipuler des objets différents à travers un type commun. La différence tient à ce qu'elles peuvent contenir.</w:t>
       </w:r>
     </w:p>
     <w:tbl>
@@ -2479,7 +2479,7 @@
           <w:sz w:val="22"/>
           <w:szCs w:val="22"/>
         </w:rPr>
-        <w:t xml:space="preserve">. Chacune rend le compte-rendu de ses étapes, séparées par un retour à la ligne, sans retour final.</w:t>
+        <w:t xml:space="preserve">. Chacune retourne le compte-rendu de ses étapes, séparées par un retour à la ligne, sans retour final.</w:t>
       </w:r>
     </w:p>
     <w:p>
@@ -2703,7 +2703,7 @@
                 <w:sz w:val="22"/>
                 <w:szCs w:val="22"/>
               </w:rPr>
-              <w:t xml:space="preserve">Pourquoi rendre du texte plutôt que l'afficher</w:t>
+              <w:t xml:space="preserve">Pourquoi retourner du texte plutôt que l'afficher</w:t>
             </w:r>
           </w:p>
           <w:p>
@@ -2727,7 +2727,7 @@
                 <w:sz w:val="22"/>
                 <w:szCs w:val="22"/>
               </w:rPr>
-              <w:t xml:space="preserve">En rendant le compte-rendu, elle laisse l'appelant décider quoi en faire — l'afficher, l'enregistrer, l'envoyer par courriel. C'est la règle CC-MET.7 du mémento Clean Code.</w:t>
+              <w:t xml:space="preserve">En retournant le compte-rendu, elle laisse l'appelant décider quoi en faire — l'afficher, l'enregistrer, l'envoyer par courriel. C'est la règle CC-MET.7 du mémento Clean Code.</w:t>
             </w:r>
           </w:p>
           <w:p>
@@ -2831,7 +2831,7 @@
                 <w:sz w:val="22"/>
                 <w:szCs w:val="22"/>
               </w:rPr>
-              <w:t xml:space="preserve">Vérifie le texte exact rendu par chaque moyen de paiement, le format du montant à deux décimales, et que le client se contente de transmettre.</w:t>
+              <w:t xml:space="preserve">Vérifie le texte exact retourné par chaque moyen de paiement, le format du montant à deux décimales, et que le client se contente de transmettre.</w:t>
             </w:r>
           </w:p>
         </w:tc>

--- a/enonces/ITF_enonces.docx
+++ b/enonces/ITF_enonces.docx
@@ -2727,7 +2727,23 @@
                 <w:sz w:val="22"/>
                 <w:szCs w:val="22"/>
               </w:rPr>
-              <w:t xml:space="preserve">En retournant le compte-rendu, elle laisse l'appelant décider quoi en faire — l'afficher, l'enregistrer, l'envoyer par courriel. C'est la règle CC-MET.7 du mémento Clean Code.</w:t>
+              <w:t xml:space="preserve">En retournant le compte-rendu, elle laisse l'appelant décider quoi en faire — l'afficher, l'enregistrer, l'envoyer par courriel. C'est la règle </w:t>
+            </w:r>
+            <w:r>
+              <w:rPr>
+                <w:rFonts w:ascii="Consolas" w:hAnsi="Consolas" w:cs="Consolas"/>
+                <w:color w:val="E97132" w:themeColor="accent2"/>
+                <w:sz w:val="18"/>
+                <w:szCs w:val="18"/>
+              </w:rPr>
+              <w:t xml:space="preserve">CC-MET.7</w:t>
+            </w:r>
+            <w:r>
+              <w:rPr>
+                <w:sz w:val="22"/>
+                <w:szCs w:val="22"/>
+              </w:rPr>
+              <w:t xml:space="preserve"> du mémento Clean Code.</w:t>
             </w:r>
           </w:p>
           <w:p>
@@ -3426,6 +3442,7 @@
           <w:color w:val="E97132" w:themeColor="accent2"/>
           <w:sz w:val="18"/>
           <w:szCs w:val="18"/>
+          <w:u w:val="none"/>
         </w:rPr>
         <w:t xml:space="preserve">CC-CLS.3</w:t>
       </w:r>

--- a/enonces/ITF_enonces.docx
+++ b/enonces/ITF_enonces.docx
@@ -1036,8 +1036,8 @@
             <w:hyperlink w:history="1" w:anchor="ex-ITF-1">
               <w:r>
                 <w:rPr>
-                  <w:rFonts w:ascii="Consolas" w:cs="Consolas" w:eastAsia="Consolas" w:hAnsi="Consolas"/>
-                  <w:color w:val="2B6CB0"/>
+                  <w:rFonts w:ascii="Consolas" w:hAnsi="Consolas" w:cs="Consolas"/>
+                  <w:color w:val="0563C1"/>
                   <w:sz w:val="18"/>
                   <w:szCs w:val="18"/>
                   <w:u w:val="single"/>
@@ -1117,8 +1117,8 @@
             <w:hyperlink w:history="1" w:anchor="ex-ITF-2">
               <w:r>
                 <w:rPr>
-                  <w:rFonts w:ascii="Consolas" w:cs="Consolas" w:eastAsia="Consolas" w:hAnsi="Consolas"/>
-                  <w:color w:val="2B6CB0"/>
+                  <w:rFonts w:ascii="Consolas" w:hAnsi="Consolas" w:cs="Consolas"/>
+                  <w:color w:val="0563C1"/>
                   <w:sz w:val="18"/>
                   <w:szCs w:val="18"/>
                   <w:u w:val="single"/>
@@ -1198,8 +1198,8 @@
             <w:hyperlink w:history="1" w:anchor="ex-ITF-3">
               <w:r>
                 <w:rPr>
-                  <w:rFonts w:ascii="Consolas" w:cs="Consolas" w:eastAsia="Consolas" w:hAnsi="Consolas"/>
-                  <w:color w:val="2B6CB0"/>
+                  <w:rFonts w:ascii="Consolas" w:hAnsi="Consolas" w:cs="Consolas"/>
+                  <w:color w:val="0563C1"/>
                   <w:sz w:val="18"/>
                   <w:szCs w:val="18"/>
                   <w:u w:val="single"/>
@@ -1279,8 +1279,8 @@
             <w:hyperlink w:history="1" w:anchor="ex-ITF-4">
               <w:r>
                 <w:rPr>
-                  <w:rFonts w:ascii="Consolas" w:cs="Consolas" w:eastAsia="Consolas" w:hAnsi="Consolas"/>
-                  <w:color w:val="2B6CB0"/>
+                  <w:rFonts w:ascii="Consolas" w:hAnsi="Consolas" w:cs="Consolas"/>
+                  <w:color w:val="0563C1"/>
                   <w:sz w:val="18"/>
                   <w:szCs w:val="18"/>
                   <w:u w:val="single"/>
@@ -2735,6 +2735,7 @@
                 <w:color w:val="E97132" w:themeColor="accent2"/>
                 <w:sz w:val="18"/>
                 <w:szCs w:val="18"/>
+                <w:u w:val="none"/>
               </w:rPr>
               <w:t xml:space="preserve">CC-MET.7</w:t>
             </w:r>
